--- a/lessons/3-3/readiness/practice.docx
+++ b/lessons/3-3/readiness/practice.docx
@@ -86,7 +86,1397 @@
     </w:p>
     <w:p>
       <w:pPr>
-        <w:spacing w:after="120" w:before="0"/>
+        <w:spacing w:after="60" w:before="120"/>
+      </w:pPr>
+      <w:r>
+        <w:rPr>
+          <w:b/>
+          <w:bCs/>
+          <w:color w:val="0F2B3C"/>
+          <w:sz w:val="24"/>
+          <w:szCs w:val="24"/>
+        </w:rPr>
+        <w:t xml:space="preserve">Vocabulary Anchor Box</w:t>
+      </w:r>
+    </w:p>
+    <w:tbl>
+      <w:tblPr>
+        <w:tblW w:type="dxa" w:w="9360"/>
+        <w:tblBorders>
+          <w:top w:val="single" w:color="C7D2DD" w:sz="6"/>
+          <w:left w:val="single" w:color="C7D2DD" w:sz="6"/>
+          <w:bottom w:val="single" w:color="C7D2DD" w:sz="6"/>
+          <w:right w:val="single" w:color="C7D2DD" w:sz="6"/>
+          <w:insideH w:val="single" w:color="C7D2DD" w:sz="6"/>
+          <w:insideV w:val="single" w:color="C7D2DD" w:sz="6"/>
+        </w:tblBorders>
+      </w:tblPr>
+      <w:tblGrid>
+        <w:gridCol w:w="1800"/>
+        <w:gridCol w:w="3160"/>
+        <w:gridCol w:w="2200"/>
+        <w:gridCol w:w="2200"/>
+      </w:tblGrid>
+      <w:tr>
+        <w:trPr>
+          <w:cantSplit/>
+          <w:tblHeader/>
+        </w:trPr>
+        <w:tc>
+          <w:tcPr>
+            <w:tcW w:type="dxa" w:w="1800"/>
+            <w:shd w:fill="EEF4F8" w:color="auto" w:val="clear"/>
+            <w:tcMar>
+              <w:top w:type="dxa" w:w="60"/>
+              <w:left w:type="dxa" w:w="100"/>
+              <w:bottom w:type="dxa" w:w="60"/>
+              <w:right w:type="dxa" w:w="100"/>
+            </w:tcMar>
+          </w:tcPr>
+          <w:p>
+            <w:pPr>
+              <w:spacing w:after="0" w:before="0"/>
+            </w:pPr>
+            <w:r>
+              <w:rPr>
+                <w:b/>
+                <w:bCs/>
+                <w:color w:val="0F2B3C"/>
+                <w:sz w:val="18"/>
+                <w:szCs w:val="18"/>
+              </w:rPr>
+              <w:t xml:space="preserve">Concept Term</w:t>
+            </w:r>
+          </w:p>
+        </w:tc>
+        <w:tc>
+          <w:tcPr>
+            <w:tcW w:type="dxa" w:w="3160"/>
+            <w:shd w:fill="EEF4F8" w:color="auto" w:val="clear"/>
+            <w:tcMar>
+              <w:top w:type="dxa" w:w="60"/>
+              <w:left w:type="dxa" w:w="100"/>
+              <w:bottom w:type="dxa" w:w="60"/>
+              <w:right w:type="dxa" w:w="100"/>
+            </w:tcMar>
+          </w:tcPr>
+          <w:p>
+            <w:pPr>
+              <w:spacing w:after="0" w:before="0"/>
+            </w:pPr>
+            <w:r>
+              <w:rPr>
+                <w:b/>
+                <w:bCs/>
+                <w:color w:val="0F2B3C"/>
+                <w:sz w:val="18"/>
+                <w:szCs w:val="18"/>
+              </w:rPr>
+              <w:t xml:space="preserve">Student-Friendly Definition</w:t>
+            </w:r>
+          </w:p>
+        </w:tc>
+        <w:tc>
+          <w:tcPr>
+            <w:tcW w:type="dxa" w:w="2200"/>
+            <w:shd w:fill="EEF4F8" w:color="auto" w:val="clear"/>
+            <w:tcMar>
+              <w:top w:type="dxa" w:w="60"/>
+              <w:left w:type="dxa" w:w="100"/>
+              <w:bottom w:type="dxa" w:w="60"/>
+              <w:right w:type="dxa" w:w="100"/>
+            </w:tcMar>
+          </w:tcPr>
+          <w:p>
+            <w:pPr>
+              <w:spacing w:after="0" w:before="0"/>
+            </w:pPr>
+            <w:r>
+              <w:rPr>
+                <w:b/>
+                <w:bCs/>
+                <w:color w:val="0F2B3C"/>
+                <w:sz w:val="18"/>
+                <w:szCs w:val="18"/>
+              </w:rPr>
+              <w:t xml:space="preserve">Non-Example</w:t>
+            </w:r>
+          </w:p>
+        </w:tc>
+        <w:tc>
+          <w:tcPr>
+            <w:tcW w:type="dxa" w:w="2200"/>
+            <w:shd w:fill="EEF4F8" w:color="auto" w:val="clear"/>
+            <w:tcMar>
+              <w:top w:type="dxa" w:w="60"/>
+              <w:left w:type="dxa" w:w="100"/>
+              <w:bottom w:type="dxa" w:w="60"/>
+              <w:right w:type="dxa" w:w="100"/>
+            </w:tcMar>
+          </w:tcPr>
+          <w:p>
+            <w:pPr>
+              <w:spacing w:after="0" w:before="0"/>
+            </w:pPr>
+            <w:r>
+              <w:rPr>
+                <w:b/>
+                <w:bCs/>
+                <w:color w:val="0F2B3C"/>
+                <w:sz w:val="18"/>
+                <w:szCs w:val="18"/>
+              </w:rPr>
+              <w:t xml:space="preserve">Visual Clue</w:t>
+            </w:r>
+          </w:p>
+        </w:tc>
+      </w:tr>
+      <w:tr>
+        <w:trPr>
+          <w:cantSplit/>
+        </w:trPr>
+        <w:tc>
+          <w:tcPr>
+            <w:tcW w:type="dxa" w:w="1800"/>
+            <w:tcMar>
+              <w:top w:type="dxa" w:w="60"/>
+              <w:left w:type="dxa" w:w="100"/>
+              <w:bottom w:type="dxa" w:w="60"/>
+              <w:right w:type="dxa" w:w="100"/>
+            </w:tcMar>
+            <w:vAlign w:val="top"/>
+          </w:tcPr>
+          <w:p>
+            <w:pPr>
+              <w:spacing w:after="20" w:before="0"/>
+            </w:pPr>
+            <w:r>
+              <w:rPr>
+                <w:b/>
+                <w:bCs/>
+                <w:color w:val="0F2B3C"/>
+                <w:sz w:val="20"/>
+                <w:szCs w:val="20"/>
+              </w:rPr>
+              <w:t xml:space="preserve">Ratio Tables</w:t>
+            </w:r>
+          </w:p>
+          <w:p>
+            <w:pPr>
+              <w:spacing w:after="0" w:before="0"/>
+            </w:pPr>
+            <w:r>
+              <w:rPr>
+                <w:i/>
+                <w:iCs/>
+                <w:color w:val="5E6E7E"/>
+                <w:sz w:val="18"/>
+                <w:szCs w:val="18"/>
+              </w:rPr>
+              <w:t xml:space="preserve">Tablas de razones</w:t>
+            </w:r>
+          </w:p>
+        </w:tc>
+        <w:tc>
+          <w:tcPr>
+            <w:tcW w:type="dxa" w:w="3160"/>
+            <w:tcMar>
+              <w:top w:type="dxa" w:w="60"/>
+              <w:left w:type="dxa" w:w="100"/>
+              <w:bottom w:type="dxa" w:w="60"/>
+              <w:right w:type="dxa" w:w="100"/>
+            </w:tcMar>
+            <w:vAlign w:val="top"/>
+          </w:tcPr>
+          <w:p>
+            <w:pPr>
+              <w:spacing w:after="0" w:before="0"/>
+            </w:pPr>
+            <w:r>
+              <w:rPr>
+                <w:sz w:val="19"/>
+                <w:szCs w:val="19"/>
+              </w:rPr>
+              <w:t xml:space="preserve">Tables that organize pairs of equivalent ratios.</w:t>
+            </w:r>
+          </w:p>
+        </w:tc>
+        <w:tc>
+          <w:tcPr>
+            <w:tcW w:type="dxa" w:w="2200"/>
+            <w:tcMar>
+              <w:top w:type="dxa" w:w="60"/>
+              <w:left w:type="dxa" w:w="100"/>
+              <w:bottom w:type="dxa" w:w="60"/>
+              <w:right w:type="dxa" w:w="100"/>
+            </w:tcMar>
+            <w:vAlign w:val="top"/>
+          </w:tcPr>
+          <w:p>
+            <w:pPr>
+              <w:spacing w:after="30" w:before="0"/>
+            </w:pPr>
+            <w:r>
+              <w:rPr>
+                <w:i/>
+                <w:iCs/>
+                <w:color w:val="5E6E7E"/>
+                <w:sz w:val="18"/>
+                <w:szCs w:val="18"/>
+              </w:rPr>
+              <w:t xml:space="preserve">Not Ratio Tables: write a counter-example that does not fit the rule.</w:t>
+            </w:r>
+          </w:p>
+          <w:p>
+            <w:pPr>
+              <w:spacing w:after="50" w:before="0"/>
+            </w:pPr>
+            <w:r>
+              <w:rPr>
+                <w:color w:val="BBBBBB"/>
+                <w:sz w:val="18"/>
+                <w:szCs w:val="18"/>
+              </w:rPr>
+              <w:t xml:space="preserve">____________________________</w:t>
+            </w:r>
+          </w:p>
+        </w:tc>
+        <w:tc>
+          <w:tcPr>
+            <w:tcW w:type="dxa" w:w="2200"/>
+            <w:tcMar>
+              <w:top w:type="dxa" w:w="60"/>
+              <w:left w:type="dxa" w:w="100"/>
+              <w:bottom w:type="dxa" w:w="60"/>
+              <w:right w:type="dxa" w:w="100"/>
+            </w:tcMar>
+            <w:vAlign w:val="top"/>
+          </w:tcPr>
+          <w:p>
+            <w:pPr>
+              <w:spacing w:after="0" w:before="0"/>
+            </w:pPr>
+            <w:r>
+              <w:rPr>
+                <w:i/>
+                <w:iCs/>
+                <w:color w:val="5E6E7E"/>
+                <w:sz w:val="18"/>
+                <w:szCs w:val="18"/>
+              </w:rPr>
+              <w:t xml:space="preserve">2:3, 4:6, and 6:9 belong in the same ratio table.</w:t>
+            </w:r>
+          </w:p>
+        </w:tc>
+      </w:tr>
+      <w:tr>
+        <w:trPr>
+          <w:cantSplit/>
+        </w:trPr>
+        <w:tc>
+          <w:tcPr>
+            <w:tcW w:type="dxa" w:w="1800"/>
+            <w:tcMar>
+              <w:top w:type="dxa" w:w="60"/>
+              <w:left w:type="dxa" w:w="100"/>
+              <w:bottom w:type="dxa" w:w="60"/>
+              <w:right w:type="dxa" w:w="100"/>
+            </w:tcMar>
+            <w:vAlign w:val="top"/>
+          </w:tcPr>
+          <w:p>
+            <w:pPr>
+              <w:spacing w:after="20" w:before="0"/>
+            </w:pPr>
+            <w:r>
+              <w:rPr>
+                <w:b/>
+                <w:bCs/>
+                <w:color w:val="0F2B3C"/>
+                <w:sz w:val="20"/>
+                <w:szCs w:val="20"/>
+              </w:rPr>
+              <w:t xml:space="preserve">Ratio table</w:t>
+            </w:r>
+          </w:p>
+          <w:p>
+            <w:pPr>
+              <w:spacing w:after="0" w:before="0"/>
+            </w:pPr>
+            <w:r>
+              <w:rPr>
+                <w:i/>
+                <w:iCs/>
+                <w:color w:val="5E6E7E"/>
+                <w:sz w:val="18"/>
+                <w:szCs w:val="18"/>
+              </w:rPr>
+              <w:t xml:space="preserve">Tabla de razones</w:t>
+            </w:r>
+          </w:p>
+        </w:tc>
+        <w:tc>
+          <w:tcPr>
+            <w:tcW w:type="dxa" w:w="3160"/>
+            <w:tcMar>
+              <w:top w:type="dxa" w:w="60"/>
+              <w:left w:type="dxa" w:w="100"/>
+              <w:bottom w:type="dxa" w:w="60"/>
+              <w:right w:type="dxa" w:w="100"/>
+            </w:tcMar>
+            <w:vAlign w:val="top"/>
+          </w:tcPr>
+          <w:p>
+            <w:pPr>
+              <w:spacing w:after="0" w:before="0"/>
+            </w:pPr>
+            <w:r>
+              <w:rPr>
+                <w:sz w:val="19"/>
+                <w:szCs w:val="19"/>
+              </w:rPr>
+              <w:t xml:space="preserve">A table of equal ratios that shows a pattern.</w:t>
+            </w:r>
+          </w:p>
+        </w:tc>
+        <w:tc>
+          <w:tcPr>
+            <w:tcW w:type="dxa" w:w="2200"/>
+            <w:tcMar>
+              <w:top w:type="dxa" w:w="60"/>
+              <w:left w:type="dxa" w:w="100"/>
+              <w:bottom w:type="dxa" w:w="60"/>
+              <w:right w:type="dxa" w:w="100"/>
+            </w:tcMar>
+            <w:vAlign w:val="top"/>
+          </w:tcPr>
+          <w:p>
+            <w:pPr>
+              <w:spacing w:after="30" w:before="0"/>
+            </w:pPr>
+            <w:r>
+              <w:rPr>
+                <w:i/>
+                <w:iCs/>
+                <w:color w:val="5E6E7E"/>
+                <w:sz w:val="18"/>
+                <w:szCs w:val="18"/>
+              </w:rPr>
+              <w:t xml:space="preserve">Not Ratio table: write a counter-example that does not fit the rule.</w:t>
+            </w:r>
+          </w:p>
+          <w:p>
+            <w:pPr>
+              <w:spacing w:after="50" w:before="0"/>
+            </w:pPr>
+            <w:r>
+              <w:rPr>
+                <w:color w:val="BBBBBB"/>
+                <w:sz w:val="18"/>
+                <w:szCs w:val="18"/>
+              </w:rPr>
+              <w:t xml:space="preserve">____________________________</w:t>
+            </w:r>
+          </w:p>
+        </w:tc>
+        <w:tc>
+          <w:tcPr>
+            <w:tcW w:type="dxa" w:w="2200"/>
+            <w:tcMar>
+              <w:top w:type="dxa" w:w="60"/>
+              <w:left w:type="dxa" w:w="100"/>
+              <w:bottom w:type="dxa" w:w="60"/>
+              <w:right w:type="dxa" w:w="100"/>
+            </w:tcMar>
+            <w:vAlign w:val="top"/>
+          </w:tcPr>
+          <w:p>
+            <w:pPr>
+              <w:spacing w:after="0" w:before="0"/>
+            </w:pPr>
+            <w:r>
+              <w:rPr>
+                <w:i/>
+                <w:iCs/>
+                <w:color w:val="5E6E7E"/>
+                <w:sz w:val="18"/>
+                <w:szCs w:val="18"/>
+              </w:rPr>
+              <w:t xml:space="preserve">Cups of juice: 2, 4, 6 | Cups of water: 3, 6, 9</w:t>
+            </w:r>
+          </w:p>
+        </w:tc>
+      </w:tr>
+      <w:tr>
+        <w:trPr>
+          <w:cantSplit/>
+        </w:trPr>
+        <w:tc>
+          <w:tcPr>
+            <w:tcW w:type="dxa" w:w="1800"/>
+            <w:tcMar>
+              <w:top w:type="dxa" w:w="60"/>
+              <w:left w:type="dxa" w:w="100"/>
+              <w:bottom w:type="dxa" w:w="60"/>
+              <w:right w:type="dxa" w:w="100"/>
+            </w:tcMar>
+            <w:vAlign w:val="top"/>
+          </w:tcPr>
+          <w:p>
+            <w:pPr>
+              <w:spacing w:after="20" w:before="0"/>
+            </w:pPr>
+            <w:r>
+              <w:rPr>
+                <w:b/>
+                <w:bCs/>
+                <w:color w:val="0F2B3C"/>
+                <w:sz w:val="20"/>
+                <w:szCs w:val="20"/>
+              </w:rPr>
+              <w:t xml:space="preserve">Equivalent ratio</w:t>
+            </w:r>
+          </w:p>
+          <w:p>
+            <w:pPr>
+              <w:spacing w:after="0" w:before="0"/>
+            </w:pPr>
+            <w:r>
+              <w:rPr>
+                <w:i/>
+                <w:iCs/>
+                <w:color w:val="5E6E7E"/>
+                <w:sz w:val="18"/>
+                <w:szCs w:val="18"/>
+              </w:rPr>
+              <w:t xml:space="preserve">Razón equivalente</w:t>
+            </w:r>
+          </w:p>
+        </w:tc>
+        <w:tc>
+          <w:tcPr>
+            <w:tcW w:type="dxa" w:w="3160"/>
+            <w:tcMar>
+              <w:top w:type="dxa" w:w="60"/>
+              <w:left w:type="dxa" w:w="100"/>
+              <w:bottom w:type="dxa" w:w="60"/>
+              <w:right w:type="dxa" w:w="100"/>
+            </w:tcMar>
+            <w:vAlign w:val="top"/>
+          </w:tcPr>
+          <w:p>
+            <w:pPr>
+              <w:spacing w:after="0" w:before="0"/>
+            </w:pPr>
+            <w:r>
+              <w:rPr>
+                <w:sz w:val="19"/>
+                <w:szCs w:val="19"/>
+              </w:rPr>
+              <w:t xml:space="preserve">Two ratios that mean the same thing, like 1:2 and 2:4.</w:t>
+            </w:r>
+          </w:p>
+        </w:tc>
+        <w:tc>
+          <w:tcPr>
+            <w:tcW w:type="dxa" w:w="2200"/>
+            <w:tcMar>
+              <w:top w:type="dxa" w:w="60"/>
+              <w:left w:type="dxa" w:w="100"/>
+              <w:bottom w:type="dxa" w:w="60"/>
+              <w:right w:type="dxa" w:w="100"/>
+            </w:tcMar>
+            <w:vAlign w:val="top"/>
+          </w:tcPr>
+          <w:p>
+            <w:pPr>
+              <w:spacing w:after="30" w:before="0"/>
+            </w:pPr>
+            <w:r>
+              <w:rPr>
+                <w:i/>
+                <w:iCs/>
+                <w:color w:val="5E6E7E"/>
+                <w:sz w:val="18"/>
+                <w:szCs w:val="18"/>
+              </w:rPr>
+              <w:t xml:space="preserve">Not Equivalent ratio: write a counter-example that does not fit the rule.</w:t>
+            </w:r>
+          </w:p>
+          <w:p>
+            <w:pPr>
+              <w:spacing w:after="50" w:before="0"/>
+            </w:pPr>
+            <w:r>
+              <w:rPr>
+                <w:color w:val="BBBBBB"/>
+                <w:sz w:val="18"/>
+                <w:szCs w:val="18"/>
+              </w:rPr>
+              <w:t xml:space="preserve">____________________________</w:t>
+            </w:r>
+          </w:p>
+        </w:tc>
+        <w:tc>
+          <w:tcPr>
+            <w:tcW w:type="dxa" w:w="2200"/>
+            <w:tcMar>
+              <w:top w:type="dxa" w:w="60"/>
+              <w:left w:type="dxa" w:w="100"/>
+              <w:bottom w:type="dxa" w:w="60"/>
+              <w:right w:type="dxa" w:w="100"/>
+            </w:tcMar>
+            <w:vAlign w:val="top"/>
+          </w:tcPr>
+          <w:p>
+            <w:pPr>
+              <w:spacing w:after="0" w:before="0"/>
+            </w:pPr>
+            <w:r>
+              <w:rPr>
+                <w:i/>
+                <w:iCs/>
+                <w:color w:val="5E6E7E"/>
+                <w:sz w:val="18"/>
+                <w:szCs w:val="18"/>
+              </w:rPr>
+              <w:t xml:space="preserve">2:3 = 4:6 = 6:9</w:t>
+            </w:r>
+          </w:p>
+        </w:tc>
+      </w:tr>
+      <w:tr>
+        <w:trPr>
+          <w:cantSplit/>
+        </w:trPr>
+        <w:tc>
+          <w:tcPr>
+            <w:tcW w:type="dxa" w:w="1800"/>
+            <w:tcMar>
+              <w:top w:type="dxa" w:w="60"/>
+              <w:left w:type="dxa" w:w="100"/>
+              <w:bottom w:type="dxa" w:w="60"/>
+              <w:right w:type="dxa" w:w="100"/>
+            </w:tcMar>
+            <w:vAlign w:val="top"/>
+          </w:tcPr>
+          <w:p>
+            <w:pPr>
+              <w:spacing w:after="20" w:before="0"/>
+            </w:pPr>
+            <w:r>
+              <w:rPr>
+                <w:b/>
+                <w:bCs/>
+                <w:color w:val="0F2B3C"/>
+                <w:sz w:val="20"/>
+                <w:szCs w:val="20"/>
+              </w:rPr>
+              <w:t xml:space="preserve">Scale factor</w:t>
+            </w:r>
+          </w:p>
+          <w:p>
+            <w:pPr>
+              <w:spacing w:after="0" w:before="0"/>
+            </w:pPr>
+            <w:r>
+              <w:rPr>
+                <w:i/>
+                <w:iCs/>
+                <w:color w:val="5E6E7E"/>
+                <w:sz w:val="18"/>
+                <w:szCs w:val="18"/>
+              </w:rPr>
+              <w:t xml:space="preserve">Factor de escala</w:t>
+            </w:r>
+          </w:p>
+        </w:tc>
+        <w:tc>
+          <w:tcPr>
+            <w:tcW w:type="dxa" w:w="3160"/>
+            <w:tcMar>
+              <w:top w:type="dxa" w:w="60"/>
+              <w:left w:type="dxa" w:w="100"/>
+              <w:bottom w:type="dxa" w:w="60"/>
+              <w:right w:type="dxa" w:w="100"/>
+            </w:tcMar>
+            <w:vAlign w:val="top"/>
+          </w:tcPr>
+          <w:p>
+            <w:pPr>
+              <w:spacing w:after="0" w:before="0"/>
+            </w:pPr>
+            <w:r>
+              <w:rPr>
+                <w:sz w:val="19"/>
+                <w:szCs w:val="19"/>
+              </w:rPr>
+              <w:t xml:space="preserve">The number you multiply both parts of a ratio by to get an equal ratio.</w:t>
+            </w:r>
+          </w:p>
+        </w:tc>
+        <w:tc>
+          <w:tcPr>
+            <w:tcW w:type="dxa" w:w="2200"/>
+            <w:tcMar>
+              <w:top w:type="dxa" w:w="60"/>
+              <w:left w:type="dxa" w:w="100"/>
+              <w:bottom w:type="dxa" w:w="60"/>
+              <w:right w:type="dxa" w:w="100"/>
+            </w:tcMar>
+            <w:vAlign w:val="top"/>
+          </w:tcPr>
+          <w:p>
+            <w:pPr>
+              <w:spacing w:after="30" w:before="0"/>
+            </w:pPr>
+            <w:r>
+              <w:rPr>
+                <w:i/>
+                <w:iCs/>
+                <w:color w:val="5E6E7E"/>
+                <w:sz w:val="18"/>
+                <w:szCs w:val="18"/>
+              </w:rPr>
+              <w:t xml:space="preserve">Not Scale factor: write a counter-example that does not fit the rule.</w:t>
+            </w:r>
+          </w:p>
+          <w:p>
+            <w:pPr>
+              <w:spacing w:after="50" w:before="0"/>
+            </w:pPr>
+            <w:r>
+              <w:rPr>
+                <w:color w:val="BBBBBB"/>
+                <w:sz w:val="18"/>
+                <w:szCs w:val="18"/>
+              </w:rPr>
+              <w:t xml:space="preserve">____________________________</w:t>
+            </w:r>
+          </w:p>
+        </w:tc>
+        <w:tc>
+          <w:tcPr>
+            <w:tcW w:type="dxa" w:w="2200"/>
+            <w:tcMar>
+              <w:top w:type="dxa" w:w="60"/>
+              <w:left w:type="dxa" w:w="100"/>
+              <w:bottom w:type="dxa" w:w="60"/>
+              <w:right w:type="dxa" w:w="100"/>
+            </w:tcMar>
+            <w:vAlign w:val="top"/>
+          </w:tcPr>
+          <w:p>
+            <w:pPr>
+              <w:spacing w:after="0" w:before="0"/>
+            </w:pPr>
+            <w:r>
+              <w:rPr>
+                <w:i/>
+                <w:iCs/>
+                <w:color w:val="5E6E7E"/>
+                <w:sz w:val="18"/>
+                <w:szCs w:val="18"/>
+              </w:rPr>
+              <w:t xml:space="preserve">2:3 × 2 → 4:6 (scale factor is 2)</w:t>
+            </w:r>
+          </w:p>
+        </w:tc>
+      </w:tr>
+      <w:tr>
+        <w:trPr>
+          <w:cantSplit/>
+        </w:trPr>
+        <w:tc>
+          <w:tcPr>
+            <w:tcW w:type="dxa" w:w="1800"/>
+            <w:tcMar>
+              <w:top w:type="dxa" w:w="60"/>
+              <w:left w:type="dxa" w:w="100"/>
+              <w:bottom w:type="dxa" w:w="60"/>
+              <w:right w:type="dxa" w:w="100"/>
+            </w:tcMar>
+            <w:vAlign w:val="top"/>
+          </w:tcPr>
+          <w:p>
+            <w:pPr>
+              <w:spacing w:after="20" w:before="0"/>
+            </w:pPr>
+            <w:r>
+              <w:rPr>
+                <w:b/>
+                <w:bCs/>
+                <w:color w:val="0F2B3C"/>
+                <w:sz w:val="20"/>
+                <w:szCs w:val="20"/>
+              </w:rPr>
+              <w:t xml:space="preserve">Pattern</w:t>
+            </w:r>
+          </w:p>
+          <w:p>
+            <w:pPr>
+              <w:spacing w:after="0" w:before="0"/>
+            </w:pPr>
+            <w:r>
+              <w:rPr>
+                <w:i/>
+                <w:iCs/>
+                <w:color w:val="5E6E7E"/>
+                <w:sz w:val="18"/>
+                <w:szCs w:val="18"/>
+              </w:rPr>
+              <w:t xml:space="preserve">Patrón</w:t>
+            </w:r>
+          </w:p>
+        </w:tc>
+        <w:tc>
+          <w:tcPr>
+            <w:tcW w:type="dxa" w:w="3160"/>
+            <w:tcMar>
+              <w:top w:type="dxa" w:w="60"/>
+              <w:left w:type="dxa" w:w="100"/>
+              <w:bottom w:type="dxa" w:w="60"/>
+              <w:right w:type="dxa" w:w="100"/>
+            </w:tcMar>
+            <w:vAlign w:val="top"/>
+          </w:tcPr>
+          <w:p>
+            <w:pPr>
+              <w:spacing w:after="0" w:before="0"/>
+            </w:pPr>
+            <w:r>
+              <w:rPr>
+                <w:sz w:val="19"/>
+                <w:szCs w:val="19"/>
+              </w:rPr>
+              <w:t xml:space="preserve">A rule that numbers follow again and again.</w:t>
+            </w:r>
+          </w:p>
+        </w:tc>
+        <w:tc>
+          <w:tcPr>
+            <w:tcW w:type="dxa" w:w="2200"/>
+            <w:tcMar>
+              <w:top w:type="dxa" w:w="60"/>
+              <w:left w:type="dxa" w:w="100"/>
+              <w:bottom w:type="dxa" w:w="60"/>
+              <w:right w:type="dxa" w:w="100"/>
+            </w:tcMar>
+            <w:vAlign w:val="top"/>
+          </w:tcPr>
+          <w:p>
+            <w:pPr>
+              <w:spacing w:after="30" w:before="0"/>
+            </w:pPr>
+            <w:r>
+              <w:rPr>
+                <w:i/>
+                <w:iCs/>
+                <w:color w:val="5E6E7E"/>
+                <w:sz w:val="18"/>
+                <w:szCs w:val="18"/>
+              </w:rPr>
+              <w:t xml:space="preserve">Not Pattern: write a counter-example that does not fit the rule.</w:t>
+            </w:r>
+          </w:p>
+          <w:p>
+            <w:pPr>
+              <w:spacing w:after="50" w:before="0"/>
+            </w:pPr>
+            <w:r>
+              <w:rPr>
+                <w:color w:val="BBBBBB"/>
+                <w:sz w:val="18"/>
+                <w:szCs w:val="18"/>
+              </w:rPr>
+              <w:t xml:space="preserve">____________________________</w:t>
+            </w:r>
+          </w:p>
+        </w:tc>
+        <w:tc>
+          <w:tcPr>
+            <w:tcW w:type="dxa" w:w="2200"/>
+            <w:tcMar>
+              <w:top w:type="dxa" w:w="60"/>
+              <w:left w:type="dxa" w:w="100"/>
+              <w:bottom w:type="dxa" w:w="60"/>
+              <w:right w:type="dxa" w:w="100"/>
+            </w:tcMar>
+            <w:vAlign w:val="top"/>
+          </w:tcPr>
+          <w:p>
+            <w:pPr>
+              <w:spacing w:after="0" w:before="0"/>
+            </w:pPr>
+            <w:r>
+              <w:rPr>
+                <w:i/>
+                <w:iCs/>
+                <w:color w:val="5E6E7E"/>
+                <w:sz w:val="18"/>
+                <w:szCs w:val="18"/>
+              </w:rPr>
+              <w:t xml:space="preserve">Each row adds 2 cups juice and 3 cups water</w:t>
+            </w:r>
+          </w:p>
+        </w:tc>
+      </w:tr>
+      <w:tr>
+        <w:trPr>
+          <w:cantSplit/>
+        </w:trPr>
+        <w:tc>
+          <w:tcPr>
+            <w:tcW w:type="dxa" w:w="1800"/>
+            <w:tcMar>
+              <w:top w:type="dxa" w:w="60"/>
+              <w:left w:type="dxa" w:w="100"/>
+              <w:bottom w:type="dxa" w:w="60"/>
+              <w:right w:type="dxa" w:w="100"/>
+            </w:tcMar>
+            <w:vAlign w:val="top"/>
+          </w:tcPr>
+          <w:p>
+            <w:pPr>
+              <w:spacing w:after="20" w:before="0"/>
+            </w:pPr>
+            <w:r>
+              <w:rPr>
+                <w:b/>
+                <w:bCs/>
+                <w:color w:val="0F2B3C"/>
+                <w:sz w:val="20"/>
+                <w:szCs w:val="20"/>
+              </w:rPr>
+              <w:t xml:space="preserve">Additive pattern</w:t>
+            </w:r>
+          </w:p>
+          <w:p>
+            <w:pPr>
+              <w:spacing w:after="0" w:before="0"/>
+            </w:pPr>
+            <w:r>
+              <w:rPr>
+                <w:i/>
+                <w:iCs/>
+                <w:color w:val="5E6E7E"/>
+                <w:sz w:val="18"/>
+                <w:szCs w:val="18"/>
+              </w:rPr>
+              <w:t xml:space="preserve">Patrón aditivo</w:t>
+            </w:r>
+          </w:p>
+        </w:tc>
+        <w:tc>
+          <w:tcPr>
+            <w:tcW w:type="dxa" w:w="3160"/>
+            <w:tcMar>
+              <w:top w:type="dxa" w:w="60"/>
+              <w:left w:type="dxa" w:w="100"/>
+              <w:bottom w:type="dxa" w:w="60"/>
+              <w:right w:type="dxa" w:w="100"/>
+            </w:tcMar>
+            <w:vAlign w:val="top"/>
+          </w:tcPr>
+          <w:p>
+            <w:pPr>
+              <w:spacing w:after="0" w:before="0"/>
+            </w:pPr>
+            <w:r>
+              <w:rPr>
+                <w:sz w:val="19"/>
+                <w:szCs w:val="19"/>
+              </w:rPr>
+              <w:t xml:space="preserve">Building new rows of a ratio table by adding each column's own constant amount, so the two columns grow together.</w:t>
+            </w:r>
+          </w:p>
+        </w:tc>
+        <w:tc>
+          <w:tcPr>
+            <w:tcW w:type="dxa" w:w="2200"/>
+            <w:tcMar>
+              <w:top w:type="dxa" w:w="60"/>
+              <w:left w:type="dxa" w:w="100"/>
+              <w:bottom w:type="dxa" w:w="60"/>
+              <w:right w:type="dxa" w:w="100"/>
+            </w:tcMar>
+            <w:vAlign w:val="top"/>
+          </w:tcPr>
+          <w:p>
+            <w:pPr>
+              <w:spacing w:after="30" w:before="0"/>
+            </w:pPr>
+            <w:r>
+              <w:rPr>
+                <w:i/>
+                <w:iCs/>
+                <w:color w:val="5E6E7E"/>
+                <w:sz w:val="18"/>
+                <w:szCs w:val="18"/>
+              </w:rPr>
+              <w:t xml:space="preserve">Not Additive pattern: write a counter-example that does not fit the rule.</w:t>
+            </w:r>
+          </w:p>
+          <w:p>
+            <w:pPr>
+              <w:spacing w:after="50" w:before="0"/>
+            </w:pPr>
+            <w:r>
+              <w:rPr>
+                <w:color w:val="BBBBBB"/>
+                <w:sz w:val="18"/>
+                <w:szCs w:val="18"/>
+              </w:rPr>
+              <w:t xml:space="preserve">____________________________</w:t>
+            </w:r>
+          </w:p>
+        </w:tc>
+        <w:tc>
+          <w:tcPr>
+            <w:tcW w:type="dxa" w:w="2200"/>
+            <w:tcMar>
+              <w:top w:type="dxa" w:w="60"/>
+              <w:left w:type="dxa" w:w="100"/>
+              <w:bottom w:type="dxa" w:w="60"/>
+              <w:right w:type="dxa" w:w="100"/>
+            </w:tcMar>
+            <w:vAlign w:val="top"/>
+          </w:tcPr>
+          <w:p>
+            <w:pPr>
+              <w:spacing w:after="0" w:before="0"/>
+            </w:pPr>
+            <w:r>
+              <w:rPr>
+                <w:i/>
+                <w:iCs/>
+                <w:color w:val="5E6E7E"/>
+                <w:sz w:val="18"/>
+                <w:szCs w:val="18"/>
+              </w:rPr>
+              <w:t xml:space="preserve">2:3 → 4:6 → 6:9 (add 2 and 3 each time)</w:t>
+            </w:r>
+          </w:p>
+        </w:tc>
+      </w:tr>
+      <w:tr>
+        <w:trPr>
+          <w:cantSplit/>
+        </w:trPr>
+        <w:tc>
+          <w:tcPr>
+            <w:tcW w:type="dxa" w:w="1800"/>
+            <w:tcMar>
+              <w:top w:type="dxa" w:w="60"/>
+              <w:left w:type="dxa" w:w="100"/>
+              <w:bottom w:type="dxa" w:w="60"/>
+              <w:right w:type="dxa" w:w="100"/>
+            </w:tcMar>
+            <w:vAlign w:val="top"/>
+          </w:tcPr>
+          <w:p>
+            <w:pPr>
+              <w:spacing w:after="20" w:before="0"/>
+            </w:pPr>
+            <w:r>
+              <w:rPr>
+                <w:b/>
+                <w:bCs/>
+                <w:color w:val="0F2B3C"/>
+                <w:sz w:val="20"/>
+                <w:szCs w:val="20"/>
+              </w:rPr>
+              <w:t xml:space="preserve">Equivalent ratios</w:t>
+            </w:r>
+          </w:p>
+          <w:p>
+            <w:pPr>
+              <w:spacing w:after="0" w:before="0"/>
+            </w:pPr>
+            <w:r>
+              <w:rPr>
+                <w:i/>
+                <w:iCs/>
+                <w:color w:val="5E6E7E"/>
+                <w:sz w:val="18"/>
+                <w:szCs w:val="18"/>
+              </w:rPr>
+              <w:t xml:space="preserve">Razones equivalentes</w:t>
+            </w:r>
+          </w:p>
+        </w:tc>
+        <w:tc>
+          <w:tcPr>
+            <w:tcW w:type="dxa" w:w="3160"/>
+            <w:tcMar>
+              <w:top w:type="dxa" w:w="60"/>
+              <w:left w:type="dxa" w:w="100"/>
+              <w:bottom w:type="dxa" w:w="60"/>
+              <w:right w:type="dxa" w:w="100"/>
+            </w:tcMar>
+            <w:vAlign w:val="top"/>
+          </w:tcPr>
+          <w:p>
+            <w:pPr>
+              <w:spacing w:after="0" w:before="0"/>
+            </w:pPr>
+            <w:r>
+              <w:rPr>
+                <w:sz w:val="19"/>
+                <w:szCs w:val="19"/>
+              </w:rPr>
+              <w:t xml:space="preserve">Ratios that use different numbers but compare the same way.</w:t>
+            </w:r>
+          </w:p>
+        </w:tc>
+        <w:tc>
+          <w:tcPr>
+            <w:tcW w:type="dxa" w:w="2200"/>
+            <w:tcMar>
+              <w:top w:type="dxa" w:w="60"/>
+              <w:left w:type="dxa" w:w="100"/>
+              <w:bottom w:type="dxa" w:w="60"/>
+              <w:right w:type="dxa" w:w="100"/>
+            </w:tcMar>
+            <w:vAlign w:val="top"/>
+          </w:tcPr>
+          <w:p>
+            <w:pPr>
+              <w:spacing w:after="30" w:before="0"/>
+            </w:pPr>
+            <w:r>
+              <w:rPr>
+                <w:i/>
+                <w:iCs/>
+                <w:color w:val="5E6E7E"/>
+                <w:sz w:val="18"/>
+                <w:szCs w:val="18"/>
+              </w:rPr>
+              <w:t xml:space="preserve">Not Equivalent ratios: write a counter-example that does not fit the rule.</w:t>
+            </w:r>
+          </w:p>
+          <w:p>
+            <w:pPr>
+              <w:spacing w:after="50" w:before="0"/>
+            </w:pPr>
+            <w:r>
+              <w:rPr>
+                <w:color w:val="BBBBBB"/>
+                <w:sz w:val="18"/>
+                <w:szCs w:val="18"/>
+              </w:rPr>
+              <w:t xml:space="preserve">____________________________</w:t>
+            </w:r>
+          </w:p>
+        </w:tc>
+        <w:tc>
+          <w:tcPr>
+            <w:tcW w:type="dxa" w:w="2200"/>
+            <w:tcMar>
+              <w:top w:type="dxa" w:w="60"/>
+              <w:left w:type="dxa" w:w="100"/>
+              <w:bottom w:type="dxa" w:w="60"/>
+              <w:right w:type="dxa" w:w="100"/>
+            </w:tcMar>
+            <w:vAlign w:val="top"/>
+          </w:tcPr>
+          <w:p>
+            <w:pPr>
+              <w:spacing w:after="0" w:before="0"/>
+            </w:pPr>
+            <w:r>
+              <w:rPr>
+                <w:i/>
+                <w:iCs/>
+                <w:color w:val="5E6E7E"/>
+                <w:sz w:val="18"/>
+                <w:szCs w:val="18"/>
+              </w:rPr>
+              <w:t xml:space="preserve">5 : 2 = 15 : 6</w:t>
+            </w:r>
+          </w:p>
+        </w:tc>
+      </w:tr>
+      <w:tr>
+        <w:trPr>
+          <w:cantSplit/>
+        </w:trPr>
+        <w:tc>
+          <w:tcPr>
+            <w:tcW w:type="dxa" w:w="1800"/>
+            <w:tcMar>
+              <w:top w:type="dxa" w:w="60"/>
+              <w:left w:type="dxa" w:w="100"/>
+              <w:bottom w:type="dxa" w:w="60"/>
+              <w:right w:type="dxa" w:w="100"/>
+            </w:tcMar>
+            <w:vAlign w:val="top"/>
+          </w:tcPr>
+          <w:p>
+            <w:pPr>
+              <w:spacing w:after="20" w:before="0"/>
+            </w:pPr>
+            <w:r>
+              <w:rPr>
+                <w:b/>
+                <w:bCs/>
+                <w:color w:val="0F2B3C"/>
+                <w:sz w:val="20"/>
+                <w:szCs w:val="20"/>
+              </w:rPr>
+              <w:t xml:space="preserve">Simplify</w:t>
+            </w:r>
+          </w:p>
+          <w:p>
+            <w:pPr>
+              <w:spacing w:after="0" w:before="0"/>
+            </w:pPr>
+            <w:r>
+              <w:rPr>
+                <w:i/>
+                <w:iCs/>
+                <w:color w:val="5E6E7E"/>
+                <w:sz w:val="18"/>
+                <w:szCs w:val="18"/>
+              </w:rPr>
+              <w:t xml:space="preserve">Simplificar</w:t>
+            </w:r>
+          </w:p>
+        </w:tc>
+        <w:tc>
+          <w:tcPr>
+            <w:tcW w:type="dxa" w:w="3160"/>
+            <w:tcMar>
+              <w:top w:type="dxa" w:w="60"/>
+              <w:left w:type="dxa" w:w="100"/>
+              <w:bottom w:type="dxa" w:w="60"/>
+              <w:right w:type="dxa" w:w="100"/>
+            </w:tcMar>
+            <w:vAlign w:val="top"/>
+          </w:tcPr>
+          <w:p>
+            <w:pPr>
+              <w:spacing w:after="0" w:before="0"/>
+            </w:pPr>
+            <w:r>
+              <w:rPr>
+                <w:sz w:val="19"/>
+                <w:szCs w:val="19"/>
+              </w:rPr>
+              <w:t xml:space="preserve">Divide both terms of a ratio by the same number.</w:t>
+            </w:r>
+          </w:p>
+        </w:tc>
+        <w:tc>
+          <w:tcPr>
+            <w:tcW w:type="dxa" w:w="2200"/>
+            <w:tcMar>
+              <w:top w:type="dxa" w:w="60"/>
+              <w:left w:type="dxa" w:w="100"/>
+              <w:bottom w:type="dxa" w:w="60"/>
+              <w:right w:type="dxa" w:w="100"/>
+            </w:tcMar>
+            <w:vAlign w:val="top"/>
+          </w:tcPr>
+          <w:p>
+            <w:pPr>
+              <w:spacing w:after="30" w:before="0"/>
+            </w:pPr>
+            <w:r>
+              <w:rPr>
+                <w:i/>
+                <w:iCs/>
+                <w:color w:val="5E6E7E"/>
+                <w:sz w:val="18"/>
+                <w:szCs w:val="18"/>
+              </w:rPr>
+              <w:t xml:space="preserve">Not Simplify: write a counter-example that does not fit the rule.</w:t>
+            </w:r>
+          </w:p>
+          <w:p>
+            <w:pPr>
+              <w:spacing w:after="50" w:before="0"/>
+            </w:pPr>
+            <w:r>
+              <w:rPr>
+                <w:color w:val="BBBBBB"/>
+                <w:sz w:val="18"/>
+                <w:szCs w:val="18"/>
+              </w:rPr>
+              <w:t xml:space="preserve">____________________________</w:t>
+            </w:r>
+          </w:p>
+        </w:tc>
+        <w:tc>
+          <w:tcPr>
+            <w:tcW w:type="dxa" w:w="2200"/>
+            <w:tcMar>
+              <w:top w:type="dxa" w:w="60"/>
+              <w:left w:type="dxa" w:w="100"/>
+              <w:bottom w:type="dxa" w:w="60"/>
+              <w:right w:type="dxa" w:w="100"/>
+            </w:tcMar>
+            <w:vAlign w:val="top"/>
+          </w:tcPr>
+          <w:p>
+            <w:pPr>
+              <w:spacing w:after="0" w:before="0"/>
+            </w:pPr>
+            <w:r>
+              <w:rPr>
+                <w:i/>
+                <w:iCs/>
+                <w:color w:val="5E6E7E"/>
+                <w:sz w:val="18"/>
+                <w:szCs w:val="18"/>
+              </w:rPr>
+              <w:t xml:space="preserve">8 : 20 ÷ 4 = 2 : 5</w:t>
+            </w:r>
+          </w:p>
+        </w:tc>
+      </w:tr>
+      <w:tr>
+        <w:trPr>
+          <w:cantSplit/>
+        </w:trPr>
+        <w:tc>
+          <w:tcPr>
+            <w:tcW w:type="dxa" w:w="1800"/>
+            <w:tcMar>
+              <w:top w:type="dxa" w:w="60"/>
+              <w:left w:type="dxa" w:w="100"/>
+              <w:bottom w:type="dxa" w:w="60"/>
+              <w:right w:type="dxa" w:w="100"/>
+            </w:tcMar>
+            <w:vAlign w:val="top"/>
+          </w:tcPr>
+          <w:p>
+            <w:pPr>
+              <w:spacing w:after="20" w:before="0"/>
+            </w:pPr>
+            <w:r>
+              <w:rPr>
+                <w:b/>
+                <w:bCs/>
+                <w:color w:val="0F2B3C"/>
+                <w:sz w:val="20"/>
+                <w:szCs w:val="20"/>
+              </w:rPr>
+              <w:t xml:space="preserve">Greatest common factor</w:t>
+            </w:r>
+          </w:p>
+          <w:p>
+            <w:pPr>
+              <w:spacing w:after="0" w:before="0"/>
+            </w:pPr>
+            <w:r>
+              <w:rPr>
+                <w:i/>
+                <w:iCs/>
+                <w:color w:val="5E6E7E"/>
+                <w:sz w:val="18"/>
+                <w:szCs w:val="18"/>
+              </w:rPr>
+              <w:t xml:space="preserve">Máximo común divisor</w:t>
+            </w:r>
+          </w:p>
+        </w:tc>
+        <w:tc>
+          <w:tcPr>
+            <w:tcW w:type="dxa" w:w="3160"/>
+            <w:tcMar>
+              <w:top w:type="dxa" w:w="60"/>
+              <w:left w:type="dxa" w:w="100"/>
+              <w:bottom w:type="dxa" w:w="60"/>
+              <w:right w:type="dxa" w:w="100"/>
+            </w:tcMar>
+            <w:vAlign w:val="top"/>
+          </w:tcPr>
+          <w:p>
+            <w:pPr>
+              <w:spacing w:after="0" w:before="0"/>
+            </w:pPr>
+            <w:r>
+              <w:rPr>
+                <w:sz w:val="19"/>
+                <w:szCs w:val="19"/>
+              </w:rPr>
+              <w:t xml:space="preserve">The largest number that divides both terms evenly.</w:t>
+            </w:r>
+          </w:p>
+        </w:tc>
+        <w:tc>
+          <w:tcPr>
+            <w:tcW w:type="dxa" w:w="2200"/>
+            <w:tcMar>
+              <w:top w:type="dxa" w:w="60"/>
+              <w:left w:type="dxa" w:w="100"/>
+              <w:bottom w:type="dxa" w:w="60"/>
+              <w:right w:type="dxa" w:w="100"/>
+            </w:tcMar>
+            <w:vAlign w:val="top"/>
+          </w:tcPr>
+          <w:p>
+            <w:pPr>
+              <w:spacing w:after="30" w:before="0"/>
+            </w:pPr>
+            <w:r>
+              <w:rPr>
+                <w:i/>
+                <w:iCs/>
+                <w:color w:val="5E6E7E"/>
+                <w:sz w:val="18"/>
+                <w:szCs w:val="18"/>
+              </w:rPr>
+              <w:t xml:space="preserve">Not Greatest common factor: write a counter-example that does not fit the rule.</w:t>
+            </w:r>
+          </w:p>
+          <w:p>
+            <w:pPr>
+              <w:spacing w:after="50" w:before="0"/>
+            </w:pPr>
+            <w:r>
+              <w:rPr>
+                <w:color w:val="BBBBBB"/>
+                <w:sz w:val="18"/>
+                <w:szCs w:val="18"/>
+              </w:rPr>
+              <w:t xml:space="preserve">____________________________</w:t>
+            </w:r>
+          </w:p>
+        </w:tc>
+        <w:tc>
+          <w:tcPr>
+            <w:tcW w:type="dxa" w:w="2200"/>
+            <w:tcMar>
+              <w:top w:type="dxa" w:w="60"/>
+              <w:left w:type="dxa" w:w="100"/>
+              <w:bottom w:type="dxa" w:w="60"/>
+              <w:right w:type="dxa" w:w="100"/>
+            </w:tcMar>
+            <w:vAlign w:val="top"/>
+          </w:tcPr>
+          <w:p>
+            <w:pPr>
+              <w:spacing w:after="0" w:before="0"/>
+            </w:pPr>
+            <w:r>
+              <w:rPr>
+                <w:i/>
+                <w:iCs/>
+                <w:color w:val="5E6E7E"/>
+                <w:sz w:val="18"/>
+                <w:szCs w:val="18"/>
+              </w:rPr>
+              <w:t xml:space="preserve">The GCF of 8 and 20 is 4.</w:t>
+            </w:r>
+          </w:p>
+        </w:tc>
+      </w:tr>
+    </w:tbl>
+    <w:p>
+      <w:pPr>
+        <w:spacing w:after="120" w:before="140"/>
       </w:pPr>
       <w:r>
         <w:rPr>
@@ -127,86 +1517,935 @@
         <w:t xml:space="preserve">Double both numbers, one step at a time.</w:t>
       </w:r>
     </w:p>
-    <w:p>
-      <w:pPr>
-        <w:spacing w:after="40" w:before="0"/>
-      </w:pPr>
-      <w:r>
-        <w:rPr>
-          <w:sz w:val="22"/>
-          <w:szCs w:val="22"/>
-        </w:rPr>
-        <w:t xml:space="preserve">1.  The ratio is 1:2. Double the first number: 1 × 2 = ___?</w:t>
-      </w:r>
-    </w:p>
-    <w:p>
-      <w:pPr>
-        <w:spacing w:after="80" w:before="0"/>
-      </w:pPr>
-      <w:r>
-        <w:rPr>
-          <w:color w:val="BBBBBB"/>
-        </w:rPr>
-        <w:t xml:space="preserve">____________________________________________________</w:t>
-      </w:r>
-    </w:p>
-    <w:p>
-      <w:pPr>
-        <w:spacing w:after="40" w:before="0"/>
-      </w:pPr>
-      <w:r>
-        <w:rPr>
-          <w:sz w:val="22"/>
-          <w:szCs w:val="22"/>
-        </w:rPr>
-        <w:t xml:space="preserve">2.  Double the second number too: 2 × 2 = ___?</w:t>
-      </w:r>
-    </w:p>
-    <w:p>
-      <w:pPr>
-        <w:spacing w:after="80" w:before="0"/>
-      </w:pPr>
-      <w:r>
-        <w:rPr>
-          <w:color w:val="BBBBBB"/>
-        </w:rPr>
-        <w:t xml:space="preserve">____________________________________________________</w:t>
-      </w:r>
-    </w:p>
-    <w:p>
-      <w:pPr>
-        <w:spacing w:after="40" w:before="0"/>
-      </w:pPr>
-      <w:r>
-        <w:rPr>
-          <w:sz w:val="22"/>
-          <w:szCs w:val="22"/>
-        </w:rPr>
-        <w:t xml:space="preserve">3.  So 1:2 doubled is…?</w:t>
-      </w:r>
-    </w:p>
-    <w:p>
-      <w:pPr>
-        <w:spacing w:after="40" w:before="0"/>
-      </w:pPr>
-      <w:r>
-        <w:rPr>
-          <w:color w:val="5E6E7E"/>
-          <w:sz w:val="20"/>
-          <w:szCs w:val="20"/>
-        </w:rPr>
-        <w:t xml:space="preserve">     choices: 1:4   /   2:4   /   2:2   /   3:6</w:t>
-      </w:r>
-    </w:p>
-    <w:p>
-      <w:pPr>
-        <w:spacing w:after="80" w:before="0"/>
-      </w:pPr>
-      <w:r>
-        <w:rPr>
-          <w:color w:val="BBBBBB"/>
-        </w:rPr>
-        <w:t xml:space="preserve">____________________________________________________</w:t>
+    <w:tbl>
+      <w:tblPr>
+        <w:tblW w:type="dxa" w:w="9360"/>
+        <w:tblBorders>
+          <w:top w:val="single" w:color="C7D2DD" w:sz="6"/>
+          <w:left w:val="single" w:color="C7D2DD" w:sz="6"/>
+          <w:bottom w:val="single" w:color="C7D2DD" w:sz="6"/>
+          <w:right w:val="single" w:color="C7D2DD" w:sz="6"/>
+          <w:insideH w:val="single" w:color="C7D2DD" w:sz="6"/>
+          <w:insideV w:val="single" w:color="C7D2DD" w:sz="6"/>
+        </w:tblBorders>
+      </w:tblPr>
+      <w:tblGrid>
+        <w:gridCol w:w="2800"/>
+        <w:gridCol w:w="3560"/>
+        <w:gridCol w:w="3000"/>
+      </w:tblGrid>
+      <w:tr>
+        <w:trPr>
+          <w:cantSplit/>
+          <w:tblHeader/>
+        </w:trPr>
+        <w:tc>
+          <w:tcPr>
+            <w:tcW w:type="dxa" w:w="2800"/>
+            <w:shd w:fill="EEF4F8" w:color="auto" w:val="clear"/>
+            <w:tcMar>
+              <w:top w:type="dxa" w:w="60"/>
+              <w:left w:type="dxa" w:w="100"/>
+              <w:bottom w:type="dxa" w:w="60"/>
+              <w:right w:type="dxa" w:w="100"/>
+            </w:tcMar>
+          </w:tcPr>
+          <w:p>
+            <w:pPr>
+              <w:spacing w:after="0" w:before="0"/>
+            </w:pPr>
+            <w:r>
+              <w:rPr>
+                <w:b/>
+                <w:bCs/>
+                <w:color w:val="0F2B3C"/>
+                <w:sz w:val="16"/>
+                <w:szCs w:val="16"/>
+              </w:rPr>
+              <w:t xml:space="preserve">CORE PROBLEM / GIVEN REPRESENTATION</w:t>
+            </w:r>
+          </w:p>
+        </w:tc>
+        <w:tc>
+          <w:tcPr>
+            <w:tcW w:type="dxa" w:w="3560"/>
+            <w:shd w:fill="EEF4F8" w:color="auto" w:val="clear"/>
+            <w:tcMar>
+              <w:top w:type="dxa" w:w="60"/>
+              <w:left w:type="dxa" w:w="100"/>
+              <w:bottom w:type="dxa" w:w="60"/>
+              <w:right w:type="dxa" w:w="100"/>
+            </w:tcMar>
+          </w:tcPr>
+          <w:p>
+            <w:pPr>
+              <w:spacing w:after="0" w:before="0"/>
+            </w:pPr>
+            <w:r>
+              <w:rPr>
+                <w:b/>
+                <w:bCs/>
+                <w:color w:val="0F2B3C"/>
+                <w:sz w:val="16"/>
+                <w:szCs w:val="16"/>
+              </w:rPr>
+              <w:t xml:space="preserve">WORKING SPACE / CALCULATION STEPS</w:t>
+            </w:r>
+          </w:p>
+        </w:tc>
+        <w:tc>
+          <w:tcPr>
+            <w:tcW w:type="dxa" w:w="3000"/>
+            <w:shd w:fill="FBF3E2" w:color="auto" w:val="clear"/>
+            <w:tcMar>
+              <w:top w:type="dxa" w:w="60"/>
+              <w:left w:type="dxa" w:w="100"/>
+              <w:bottom w:type="dxa" w:w="60"/>
+              <w:right w:type="dxa" w:w="100"/>
+            </w:tcMar>
+          </w:tcPr>
+          <w:p>
+            <w:pPr>
+              <w:spacing w:after="0" w:before="0"/>
+            </w:pPr>
+            <w:r>
+              <w:rPr>
+                <w:b/>
+                <w:bCs/>
+                <w:color w:val="7A5400"/>
+                <w:sz w:val="16"/>
+                <w:szCs w:val="16"/>
+              </w:rPr>
+              <w:t xml:space="preserve">EXPLAIN YOUR REASONING</w:t>
+            </w:r>
+          </w:p>
+        </w:tc>
+      </w:tr>
+      <w:tr>
+        <w:trPr>
+          <w:cantSplit/>
+        </w:trPr>
+        <w:tc>
+          <w:tcPr>
+            <w:tcW w:type="dxa" w:w="2800"/>
+            <w:tcMar>
+              <w:top w:type="dxa" w:w="80"/>
+              <w:left w:type="dxa" w:w="100"/>
+              <w:bottom w:type="dxa" w:w="80"/>
+              <w:right w:type="dxa" w:w="100"/>
+            </w:tcMar>
+            <w:vAlign w:val="top"/>
+          </w:tcPr>
+          <w:p>
+            <w:pPr>
+              <w:spacing w:after="40" w:before="0"/>
+            </w:pPr>
+            <w:r>
+              <w:rPr>
+                <w:b/>
+                <w:bCs/>
+                <w:color w:val="0F2B3C"/>
+                <w:sz w:val="20"/>
+                <w:szCs w:val="20"/>
+              </w:rPr>
+              <w:t xml:space="preserve">1.  The ratio is 1:2. Double the first number: 1 × 2 = ___?</w:t>
+            </w:r>
+          </w:p>
+        </w:tc>
+        <w:tc>
+          <w:tcPr>
+            <w:tcW w:type="dxa" w:w="3560"/>
+            <w:tcMar>
+              <w:top w:type="dxa" w:w="80"/>
+              <w:left w:type="dxa" w:w="100"/>
+              <w:bottom w:type="dxa" w:w="80"/>
+              <w:right w:type="dxa" w:w="100"/>
+            </w:tcMar>
+            <w:vAlign w:val="top"/>
+          </w:tcPr>
+          <w:p>
+            <w:pPr>
+              <w:spacing w:after="50" w:before="0"/>
+            </w:pPr>
+            <w:r>
+              <w:rPr>
+                <w:color w:val="BBBBBB"/>
+                <w:sz w:val="18"/>
+                <w:szCs w:val="18"/>
+              </w:rPr>
+              <w:t xml:space="preserve">____________________________</w:t>
+            </w:r>
+          </w:p>
+          <w:p>
+            <w:pPr>
+              <w:spacing w:after="50" w:before="0"/>
+            </w:pPr>
+            <w:r>
+              <w:rPr>
+                <w:color w:val="BBBBBB"/>
+                <w:sz w:val="18"/>
+                <w:szCs w:val="18"/>
+              </w:rPr>
+              <w:t xml:space="preserve">____________________________</w:t>
+            </w:r>
+          </w:p>
+          <w:p>
+            <w:pPr>
+              <w:spacing w:after="50" w:before="0"/>
+            </w:pPr>
+            <w:r>
+              <w:rPr>
+                <w:color w:val="BBBBBB"/>
+                <w:sz w:val="18"/>
+                <w:szCs w:val="18"/>
+              </w:rPr>
+              <w:t xml:space="preserve">____________________________</w:t>
+            </w:r>
+          </w:p>
+          <w:p>
+            <w:pPr>
+              <w:spacing w:after="50" w:before="0"/>
+            </w:pPr>
+            <w:r>
+              <w:rPr>
+                <w:color w:val="BBBBBB"/>
+                <w:sz w:val="18"/>
+                <w:szCs w:val="18"/>
+              </w:rPr>
+              <w:t xml:space="preserve">____________________________</w:t>
+            </w:r>
+          </w:p>
+        </w:tc>
+        <w:tc>
+          <w:tcPr>
+            <w:tcW w:type="dxa" w:w="3000"/>
+            <w:shd w:fill="FBF3E2" w:color="auto" w:val="clear"/>
+            <w:tcMar>
+              <w:top w:type="dxa" w:w="80"/>
+              <w:left w:type="dxa" w:w="100"/>
+              <w:bottom w:type="dxa" w:w="80"/>
+              <w:right w:type="dxa" w:w="100"/>
+            </w:tcMar>
+            <w:vAlign w:val="top"/>
+          </w:tcPr>
+          <w:p>
+            <w:pPr>
+              <w:spacing w:after="30" w:before="0"/>
+            </w:pPr>
+            <w:r>
+              <w:rPr>
+                <w:b/>
+                <w:bCs/>
+                <w:color w:val="0F2B3C"/>
+                <w:sz w:val="18"/>
+                <w:szCs w:val="18"/>
+              </w:rPr>
+              <w:t xml:space="preserve">Because... ________________</w:t>
+            </w:r>
+          </w:p>
+          <w:p>
+            <w:pPr>
+              <w:spacing w:after="50" w:before="0"/>
+            </w:pPr>
+            <w:r>
+              <w:rPr>
+                <w:color w:val="BBBBBB"/>
+                <w:sz w:val="18"/>
+                <w:szCs w:val="18"/>
+              </w:rPr>
+              <w:t xml:space="preserve">____________________________</w:t>
+            </w:r>
+          </w:p>
+          <w:p>
+            <w:pPr>
+              <w:spacing w:after="30" w:before="40"/>
+            </w:pPr>
+            <w:r>
+              <w:rPr>
+                <w:b/>
+                <w:bCs/>
+                <w:color w:val="1A6FB5"/>
+                <w:sz w:val="18"/>
+                <w:szCs w:val="18"/>
+              </w:rPr>
+              <w:t xml:space="preserve">Although... _______________</w:t>
+            </w:r>
+          </w:p>
+          <w:p>
+            <w:pPr>
+              <w:spacing w:after="50" w:before="0"/>
+            </w:pPr>
+            <w:r>
+              <w:rPr>
+                <w:color w:val="BBBBBB"/>
+                <w:sz w:val="18"/>
+                <w:szCs w:val="18"/>
+              </w:rPr>
+              <w:t xml:space="preserve">____________________________</w:t>
+            </w:r>
+          </w:p>
+          <w:p>
+            <w:pPr>
+              <w:spacing w:after="30" w:before="40"/>
+            </w:pPr>
+            <w:r>
+              <w:rPr>
+                <w:b/>
+                <w:bCs/>
+                <w:color w:val="7A5400"/>
+                <w:sz w:val="18"/>
+                <w:szCs w:val="18"/>
+              </w:rPr>
+              <w:t xml:space="preserve">Therefore... ______________</w:t>
+            </w:r>
+          </w:p>
+          <w:p>
+            <w:pPr>
+              <w:spacing w:after="50" w:before="0"/>
+            </w:pPr>
+            <w:r>
+              <w:rPr>
+                <w:color w:val="BBBBBB"/>
+                <w:sz w:val="18"/>
+                <w:szCs w:val="18"/>
+              </w:rPr>
+              <w:t xml:space="preserve">____________________________</w:t>
+            </w:r>
+          </w:p>
+        </w:tc>
+      </w:tr>
+    </w:tbl>
+    <w:p>
+      <w:pPr>
+        <w:spacing w:after="60" w:before="0"/>
+      </w:pPr>
+      <w:r>
+        <w:t xml:space="preserve"/>
+      </w:r>
+    </w:p>
+    <w:tbl>
+      <w:tblPr>
+        <w:tblW w:type="dxa" w:w="9360"/>
+        <w:tblBorders>
+          <w:top w:val="single" w:color="C7D2DD" w:sz="6"/>
+          <w:left w:val="single" w:color="C7D2DD" w:sz="6"/>
+          <w:bottom w:val="single" w:color="C7D2DD" w:sz="6"/>
+          <w:right w:val="single" w:color="C7D2DD" w:sz="6"/>
+          <w:insideH w:val="single" w:color="C7D2DD" w:sz="6"/>
+          <w:insideV w:val="single" w:color="C7D2DD" w:sz="6"/>
+        </w:tblBorders>
+      </w:tblPr>
+      <w:tblGrid>
+        <w:gridCol w:w="2800"/>
+        <w:gridCol w:w="3560"/>
+        <w:gridCol w:w="3000"/>
+      </w:tblGrid>
+      <w:tr>
+        <w:trPr>
+          <w:cantSplit/>
+          <w:tblHeader/>
+        </w:trPr>
+        <w:tc>
+          <w:tcPr>
+            <w:tcW w:type="dxa" w:w="2800"/>
+            <w:shd w:fill="EEF4F8" w:color="auto" w:val="clear"/>
+            <w:tcMar>
+              <w:top w:type="dxa" w:w="60"/>
+              <w:left w:type="dxa" w:w="100"/>
+              <w:bottom w:type="dxa" w:w="60"/>
+              <w:right w:type="dxa" w:w="100"/>
+            </w:tcMar>
+          </w:tcPr>
+          <w:p>
+            <w:pPr>
+              <w:spacing w:after="0" w:before="0"/>
+            </w:pPr>
+            <w:r>
+              <w:rPr>
+                <w:b/>
+                <w:bCs/>
+                <w:color w:val="0F2B3C"/>
+                <w:sz w:val="16"/>
+                <w:szCs w:val="16"/>
+              </w:rPr>
+              <w:t xml:space="preserve">CORE PROBLEM / GIVEN REPRESENTATION</w:t>
+            </w:r>
+          </w:p>
+        </w:tc>
+        <w:tc>
+          <w:tcPr>
+            <w:tcW w:type="dxa" w:w="3560"/>
+            <w:shd w:fill="EEF4F8" w:color="auto" w:val="clear"/>
+            <w:tcMar>
+              <w:top w:type="dxa" w:w="60"/>
+              <w:left w:type="dxa" w:w="100"/>
+              <w:bottom w:type="dxa" w:w="60"/>
+              <w:right w:type="dxa" w:w="100"/>
+            </w:tcMar>
+          </w:tcPr>
+          <w:p>
+            <w:pPr>
+              <w:spacing w:after="0" w:before="0"/>
+            </w:pPr>
+            <w:r>
+              <w:rPr>
+                <w:b/>
+                <w:bCs/>
+                <w:color w:val="0F2B3C"/>
+                <w:sz w:val="16"/>
+                <w:szCs w:val="16"/>
+              </w:rPr>
+              <w:t xml:space="preserve">WORKING SPACE / CALCULATION STEPS</w:t>
+            </w:r>
+          </w:p>
+        </w:tc>
+        <w:tc>
+          <w:tcPr>
+            <w:tcW w:type="dxa" w:w="3000"/>
+            <w:shd w:fill="FBF3E2" w:color="auto" w:val="clear"/>
+            <w:tcMar>
+              <w:top w:type="dxa" w:w="60"/>
+              <w:left w:type="dxa" w:w="100"/>
+              <w:bottom w:type="dxa" w:w="60"/>
+              <w:right w:type="dxa" w:w="100"/>
+            </w:tcMar>
+          </w:tcPr>
+          <w:p>
+            <w:pPr>
+              <w:spacing w:after="0" w:before="0"/>
+            </w:pPr>
+            <w:r>
+              <w:rPr>
+                <w:b/>
+                <w:bCs/>
+                <w:color w:val="7A5400"/>
+                <w:sz w:val="16"/>
+                <w:szCs w:val="16"/>
+              </w:rPr>
+              <w:t xml:space="preserve">EXPLAIN YOUR REASONING</w:t>
+            </w:r>
+          </w:p>
+        </w:tc>
+      </w:tr>
+      <w:tr>
+        <w:trPr>
+          <w:cantSplit/>
+        </w:trPr>
+        <w:tc>
+          <w:tcPr>
+            <w:tcW w:type="dxa" w:w="2800"/>
+            <w:tcMar>
+              <w:top w:type="dxa" w:w="80"/>
+              <w:left w:type="dxa" w:w="100"/>
+              <w:bottom w:type="dxa" w:w="80"/>
+              <w:right w:type="dxa" w:w="100"/>
+            </w:tcMar>
+            <w:vAlign w:val="top"/>
+          </w:tcPr>
+          <w:p>
+            <w:pPr>
+              <w:spacing w:after="40" w:before="0"/>
+            </w:pPr>
+            <w:r>
+              <w:rPr>
+                <w:b/>
+                <w:bCs/>
+                <w:color w:val="0F2B3C"/>
+                <w:sz w:val="20"/>
+                <w:szCs w:val="20"/>
+              </w:rPr>
+              <w:t xml:space="preserve">2.  Double the second number too: 2 × 2 = ___?</w:t>
+            </w:r>
+          </w:p>
+        </w:tc>
+        <w:tc>
+          <w:tcPr>
+            <w:tcW w:type="dxa" w:w="3560"/>
+            <w:tcMar>
+              <w:top w:type="dxa" w:w="80"/>
+              <w:left w:type="dxa" w:w="100"/>
+              <w:bottom w:type="dxa" w:w="80"/>
+              <w:right w:type="dxa" w:w="100"/>
+            </w:tcMar>
+            <w:vAlign w:val="top"/>
+          </w:tcPr>
+          <w:p>
+            <w:pPr>
+              <w:spacing w:after="50" w:before="0"/>
+            </w:pPr>
+            <w:r>
+              <w:rPr>
+                <w:color w:val="BBBBBB"/>
+                <w:sz w:val="18"/>
+                <w:szCs w:val="18"/>
+              </w:rPr>
+              <w:t xml:space="preserve">____________________________</w:t>
+            </w:r>
+          </w:p>
+          <w:p>
+            <w:pPr>
+              <w:spacing w:after="50" w:before="0"/>
+            </w:pPr>
+            <w:r>
+              <w:rPr>
+                <w:color w:val="BBBBBB"/>
+                <w:sz w:val="18"/>
+                <w:szCs w:val="18"/>
+              </w:rPr>
+              <w:t xml:space="preserve">____________________________</w:t>
+            </w:r>
+          </w:p>
+          <w:p>
+            <w:pPr>
+              <w:spacing w:after="50" w:before="0"/>
+            </w:pPr>
+            <w:r>
+              <w:rPr>
+                <w:color w:val="BBBBBB"/>
+                <w:sz w:val="18"/>
+                <w:szCs w:val="18"/>
+              </w:rPr>
+              <w:t xml:space="preserve">____________________________</w:t>
+            </w:r>
+          </w:p>
+          <w:p>
+            <w:pPr>
+              <w:spacing w:after="50" w:before="0"/>
+            </w:pPr>
+            <w:r>
+              <w:rPr>
+                <w:color w:val="BBBBBB"/>
+                <w:sz w:val="18"/>
+                <w:szCs w:val="18"/>
+              </w:rPr>
+              <w:t xml:space="preserve">____________________________</w:t>
+            </w:r>
+          </w:p>
+        </w:tc>
+        <w:tc>
+          <w:tcPr>
+            <w:tcW w:type="dxa" w:w="3000"/>
+            <w:shd w:fill="FBF3E2" w:color="auto" w:val="clear"/>
+            <w:tcMar>
+              <w:top w:type="dxa" w:w="80"/>
+              <w:left w:type="dxa" w:w="100"/>
+              <w:bottom w:type="dxa" w:w="80"/>
+              <w:right w:type="dxa" w:w="100"/>
+            </w:tcMar>
+            <w:vAlign w:val="top"/>
+          </w:tcPr>
+          <w:p>
+            <w:pPr>
+              <w:spacing w:after="30" w:before="0"/>
+            </w:pPr>
+            <w:r>
+              <w:rPr>
+                <w:b/>
+                <w:bCs/>
+                <w:color w:val="0F2B3C"/>
+                <w:sz w:val="18"/>
+                <w:szCs w:val="18"/>
+              </w:rPr>
+              <w:t xml:space="preserve">Because... ________________</w:t>
+            </w:r>
+          </w:p>
+          <w:p>
+            <w:pPr>
+              <w:spacing w:after="50" w:before="0"/>
+            </w:pPr>
+            <w:r>
+              <w:rPr>
+                <w:color w:val="BBBBBB"/>
+                <w:sz w:val="18"/>
+                <w:szCs w:val="18"/>
+              </w:rPr>
+              <w:t xml:space="preserve">____________________________</w:t>
+            </w:r>
+          </w:p>
+          <w:p>
+            <w:pPr>
+              <w:spacing w:after="30" w:before="40"/>
+            </w:pPr>
+            <w:r>
+              <w:rPr>
+                <w:b/>
+                <w:bCs/>
+                <w:color w:val="1A6FB5"/>
+                <w:sz w:val="18"/>
+                <w:szCs w:val="18"/>
+              </w:rPr>
+              <w:t xml:space="preserve">Although... _______________</w:t>
+            </w:r>
+          </w:p>
+          <w:p>
+            <w:pPr>
+              <w:spacing w:after="50" w:before="0"/>
+            </w:pPr>
+            <w:r>
+              <w:rPr>
+                <w:color w:val="BBBBBB"/>
+                <w:sz w:val="18"/>
+                <w:szCs w:val="18"/>
+              </w:rPr>
+              <w:t xml:space="preserve">____________________________</w:t>
+            </w:r>
+          </w:p>
+          <w:p>
+            <w:pPr>
+              <w:spacing w:after="30" w:before="40"/>
+            </w:pPr>
+            <w:r>
+              <w:rPr>
+                <w:b/>
+                <w:bCs/>
+                <w:color w:val="7A5400"/>
+                <w:sz w:val="18"/>
+                <w:szCs w:val="18"/>
+              </w:rPr>
+              <w:t xml:space="preserve">Therefore... ______________</w:t>
+            </w:r>
+          </w:p>
+          <w:p>
+            <w:pPr>
+              <w:spacing w:after="50" w:before="0"/>
+            </w:pPr>
+            <w:r>
+              <w:rPr>
+                <w:color w:val="BBBBBB"/>
+                <w:sz w:val="18"/>
+                <w:szCs w:val="18"/>
+              </w:rPr>
+              <w:t xml:space="preserve">____________________________</w:t>
+            </w:r>
+          </w:p>
+        </w:tc>
+      </w:tr>
+    </w:tbl>
+    <w:p>
+      <w:pPr>
+        <w:spacing w:after="60" w:before="0"/>
+      </w:pPr>
+      <w:r>
+        <w:t xml:space="preserve"/>
+      </w:r>
+    </w:p>
+    <w:tbl>
+      <w:tblPr>
+        <w:tblW w:type="dxa" w:w="9360"/>
+        <w:tblBorders>
+          <w:top w:val="single" w:color="C7D2DD" w:sz="6"/>
+          <w:left w:val="single" w:color="C7D2DD" w:sz="6"/>
+          <w:bottom w:val="single" w:color="C7D2DD" w:sz="6"/>
+          <w:right w:val="single" w:color="C7D2DD" w:sz="6"/>
+          <w:insideH w:val="single" w:color="C7D2DD" w:sz="6"/>
+          <w:insideV w:val="single" w:color="C7D2DD" w:sz="6"/>
+        </w:tblBorders>
+      </w:tblPr>
+      <w:tblGrid>
+        <w:gridCol w:w="2800"/>
+        <w:gridCol w:w="3560"/>
+        <w:gridCol w:w="3000"/>
+      </w:tblGrid>
+      <w:tr>
+        <w:trPr>
+          <w:cantSplit/>
+          <w:tblHeader/>
+        </w:trPr>
+        <w:tc>
+          <w:tcPr>
+            <w:tcW w:type="dxa" w:w="2800"/>
+            <w:shd w:fill="EEF4F8" w:color="auto" w:val="clear"/>
+            <w:tcMar>
+              <w:top w:type="dxa" w:w="60"/>
+              <w:left w:type="dxa" w:w="100"/>
+              <w:bottom w:type="dxa" w:w="60"/>
+              <w:right w:type="dxa" w:w="100"/>
+            </w:tcMar>
+          </w:tcPr>
+          <w:p>
+            <w:pPr>
+              <w:spacing w:after="0" w:before="0"/>
+            </w:pPr>
+            <w:r>
+              <w:rPr>
+                <w:b/>
+                <w:bCs/>
+                <w:color w:val="0F2B3C"/>
+                <w:sz w:val="16"/>
+                <w:szCs w:val="16"/>
+              </w:rPr>
+              <w:t xml:space="preserve">CORE PROBLEM / GIVEN REPRESENTATION</w:t>
+            </w:r>
+          </w:p>
+        </w:tc>
+        <w:tc>
+          <w:tcPr>
+            <w:tcW w:type="dxa" w:w="3560"/>
+            <w:shd w:fill="EEF4F8" w:color="auto" w:val="clear"/>
+            <w:tcMar>
+              <w:top w:type="dxa" w:w="60"/>
+              <w:left w:type="dxa" w:w="100"/>
+              <w:bottom w:type="dxa" w:w="60"/>
+              <w:right w:type="dxa" w:w="100"/>
+            </w:tcMar>
+          </w:tcPr>
+          <w:p>
+            <w:pPr>
+              <w:spacing w:after="0" w:before="0"/>
+            </w:pPr>
+            <w:r>
+              <w:rPr>
+                <w:b/>
+                <w:bCs/>
+                <w:color w:val="0F2B3C"/>
+                <w:sz w:val="16"/>
+                <w:szCs w:val="16"/>
+              </w:rPr>
+              <w:t xml:space="preserve">WORKING SPACE / CALCULATION STEPS</w:t>
+            </w:r>
+          </w:p>
+        </w:tc>
+        <w:tc>
+          <w:tcPr>
+            <w:tcW w:type="dxa" w:w="3000"/>
+            <w:shd w:fill="FBF3E2" w:color="auto" w:val="clear"/>
+            <w:tcMar>
+              <w:top w:type="dxa" w:w="60"/>
+              <w:left w:type="dxa" w:w="100"/>
+              <w:bottom w:type="dxa" w:w="60"/>
+              <w:right w:type="dxa" w:w="100"/>
+            </w:tcMar>
+          </w:tcPr>
+          <w:p>
+            <w:pPr>
+              <w:spacing w:after="0" w:before="0"/>
+            </w:pPr>
+            <w:r>
+              <w:rPr>
+                <w:b/>
+                <w:bCs/>
+                <w:color w:val="7A5400"/>
+                <w:sz w:val="16"/>
+                <w:szCs w:val="16"/>
+              </w:rPr>
+              <w:t xml:space="preserve">EXPLAIN YOUR REASONING</w:t>
+            </w:r>
+          </w:p>
+        </w:tc>
+      </w:tr>
+      <w:tr>
+        <w:trPr>
+          <w:cantSplit/>
+        </w:trPr>
+        <w:tc>
+          <w:tcPr>
+            <w:tcW w:type="dxa" w:w="2800"/>
+            <w:tcMar>
+              <w:top w:type="dxa" w:w="80"/>
+              <w:left w:type="dxa" w:w="100"/>
+              <w:bottom w:type="dxa" w:w="80"/>
+              <w:right w:type="dxa" w:w="100"/>
+            </w:tcMar>
+            <w:vAlign w:val="top"/>
+          </w:tcPr>
+          <w:p>
+            <w:pPr>
+              <w:spacing w:after="40" w:before="0"/>
+            </w:pPr>
+            <w:r>
+              <w:rPr>
+                <w:b/>
+                <w:bCs/>
+                <w:color w:val="0F2B3C"/>
+                <w:sz w:val="20"/>
+                <w:szCs w:val="20"/>
+              </w:rPr>
+              <w:t xml:space="preserve">3.  So 1:2 doubled is…?</w:t>
+            </w:r>
+          </w:p>
+          <w:p>
+            <w:pPr>
+              <w:spacing w:after="0" w:before="0"/>
+            </w:pPr>
+            <w:r>
+              <w:rPr>
+                <w:color w:val="5E6E7E"/>
+                <w:sz w:val="18"/>
+                <w:szCs w:val="18"/>
+              </w:rPr>
+              <w:t xml:space="preserve">Choices: 1:4   /   2:4   /   2:2   /   3:6</w:t>
+            </w:r>
+          </w:p>
+        </w:tc>
+        <w:tc>
+          <w:tcPr>
+            <w:tcW w:type="dxa" w:w="3560"/>
+            <w:tcMar>
+              <w:top w:type="dxa" w:w="80"/>
+              <w:left w:type="dxa" w:w="100"/>
+              <w:bottom w:type="dxa" w:w="80"/>
+              <w:right w:type="dxa" w:w="100"/>
+            </w:tcMar>
+            <w:vAlign w:val="top"/>
+          </w:tcPr>
+          <w:p>
+            <w:pPr>
+              <w:spacing w:after="50" w:before="0"/>
+            </w:pPr>
+            <w:r>
+              <w:rPr>
+                <w:color w:val="BBBBBB"/>
+                <w:sz w:val="18"/>
+                <w:szCs w:val="18"/>
+              </w:rPr>
+              <w:t xml:space="preserve">____________________________</w:t>
+            </w:r>
+          </w:p>
+          <w:p>
+            <w:pPr>
+              <w:spacing w:after="50" w:before="0"/>
+            </w:pPr>
+            <w:r>
+              <w:rPr>
+                <w:color w:val="BBBBBB"/>
+                <w:sz w:val="18"/>
+                <w:szCs w:val="18"/>
+              </w:rPr>
+              <w:t xml:space="preserve">____________________________</w:t>
+            </w:r>
+          </w:p>
+          <w:p>
+            <w:pPr>
+              <w:spacing w:after="50" w:before="0"/>
+            </w:pPr>
+            <w:r>
+              <w:rPr>
+                <w:color w:val="BBBBBB"/>
+                <w:sz w:val="18"/>
+                <w:szCs w:val="18"/>
+              </w:rPr>
+              <w:t xml:space="preserve">____________________________</w:t>
+            </w:r>
+          </w:p>
+          <w:p>
+            <w:pPr>
+              <w:spacing w:after="50" w:before="0"/>
+            </w:pPr>
+            <w:r>
+              <w:rPr>
+                <w:color w:val="BBBBBB"/>
+                <w:sz w:val="18"/>
+                <w:szCs w:val="18"/>
+              </w:rPr>
+              <w:t xml:space="preserve">____________________________</w:t>
+            </w:r>
+          </w:p>
+        </w:tc>
+        <w:tc>
+          <w:tcPr>
+            <w:tcW w:type="dxa" w:w="3000"/>
+            <w:shd w:fill="FBF3E2" w:color="auto" w:val="clear"/>
+            <w:tcMar>
+              <w:top w:type="dxa" w:w="80"/>
+              <w:left w:type="dxa" w:w="100"/>
+              <w:bottom w:type="dxa" w:w="80"/>
+              <w:right w:type="dxa" w:w="100"/>
+            </w:tcMar>
+            <w:vAlign w:val="top"/>
+          </w:tcPr>
+          <w:p>
+            <w:pPr>
+              <w:spacing w:after="30" w:before="0"/>
+            </w:pPr>
+            <w:r>
+              <w:rPr>
+                <w:b/>
+                <w:bCs/>
+                <w:color w:val="0F2B3C"/>
+                <w:sz w:val="18"/>
+                <w:szCs w:val="18"/>
+              </w:rPr>
+              <w:t xml:space="preserve">Because... ________________</w:t>
+            </w:r>
+          </w:p>
+          <w:p>
+            <w:pPr>
+              <w:spacing w:after="50" w:before="0"/>
+            </w:pPr>
+            <w:r>
+              <w:rPr>
+                <w:color w:val="BBBBBB"/>
+                <w:sz w:val="18"/>
+                <w:szCs w:val="18"/>
+              </w:rPr>
+              <w:t xml:space="preserve">____________________________</w:t>
+            </w:r>
+          </w:p>
+          <w:p>
+            <w:pPr>
+              <w:spacing w:after="30" w:before="40"/>
+            </w:pPr>
+            <w:r>
+              <w:rPr>
+                <w:b/>
+                <w:bCs/>
+                <w:color w:val="1A6FB5"/>
+                <w:sz w:val="18"/>
+                <w:szCs w:val="18"/>
+              </w:rPr>
+              <w:t xml:space="preserve">Although... _______________</w:t>
+            </w:r>
+          </w:p>
+          <w:p>
+            <w:pPr>
+              <w:spacing w:after="50" w:before="0"/>
+            </w:pPr>
+            <w:r>
+              <w:rPr>
+                <w:color w:val="BBBBBB"/>
+                <w:sz w:val="18"/>
+                <w:szCs w:val="18"/>
+              </w:rPr>
+              <w:t xml:space="preserve">____________________________</w:t>
+            </w:r>
+          </w:p>
+          <w:p>
+            <w:pPr>
+              <w:spacing w:after="30" w:before="40"/>
+            </w:pPr>
+            <w:r>
+              <w:rPr>
+                <w:b/>
+                <w:bCs/>
+                <w:color w:val="7A5400"/>
+                <w:sz w:val="18"/>
+                <w:szCs w:val="18"/>
+              </w:rPr>
+              <w:t xml:space="preserve">Therefore... ______________</w:t>
+            </w:r>
+          </w:p>
+          <w:p>
+            <w:pPr>
+              <w:spacing w:after="50" w:before="0"/>
+            </w:pPr>
+            <w:r>
+              <w:rPr>
+                <w:color w:val="BBBBBB"/>
+                <w:sz w:val="18"/>
+                <w:szCs w:val="18"/>
+              </w:rPr>
+              <w:t xml:space="preserve">____________________________</w:t>
+            </w:r>
+          </w:p>
+        </w:tc>
+      </w:tr>
+    </w:tbl>
+    <w:p>
+      <w:pPr>
+        <w:spacing w:after="60" w:before="0"/>
+      </w:pPr>
+      <w:r>
+        <w:t xml:space="preserve"/>
       </w:r>
     </w:p>
     <w:p>
@@ -238,50 +2477,616 @@
         <w:t xml:space="preserve">Multiply both numbers by 3.</w:t>
       </w:r>
     </w:p>
-    <w:p>
-      <w:pPr>
-        <w:spacing w:after="40" w:before="0"/>
-      </w:pPr>
-      <w:r>
-        <w:rPr>
-          <w:sz w:val="22"/>
-          <w:szCs w:val="22"/>
-        </w:rPr>
-        <w:t xml:space="preserve">1.  The ratio is 2:5. Multiply the first by 3: 2 × 3 = ___?</w:t>
-      </w:r>
-    </w:p>
-    <w:p>
-      <w:pPr>
-        <w:spacing w:after="80" w:before="0"/>
-      </w:pPr>
-      <w:r>
-        <w:rPr>
-          <w:color w:val="BBBBBB"/>
-        </w:rPr>
-        <w:t xml:space="preserve">____________________________________________________</w:t>
-      </w:r>
-    </w:p>
-    <w:p>
-      <w:pPr>
-        <w:spacing w:after="40" w:before="0"/>
-      </w:pPr>
-      <w:r>
-        <w:rPr>
-          <w:sz w:val="22"/>
-          <w:szCs w:val="22"/>
-        </w:rPr>
-        <w:t xml:space="preserve">2.  Multiply the second by 3: 5 × 3 = ___?</w:t>
-      </w:r>
-    </w:p>
-    <w:p>
-      <w:pPr>
-        <w:spacing w:after="80" w:before="0"/>
-      </w:pPr>
-      <w:r>
-        <w:rPr>
-          <w:color w:val="BBBBBB"/>
-        </w:rPr>
-        <w:t xml:space="preserve">____________________________________________________</w:t>
+    <w:tbl>
+      <w:tblPr>
+        <w:tblW w:type="dxa" w:w="9360"/>
+        <w:tblBorders>
+          <w:top w:val="single" w:color="C7D2DD" w:sz="6"/>
+          <w:left w:val="single" w:color="C7D2DD" w:sz="6"/>
+          <w:bottom w:val="single" w:color="C7D2DD" w:sz="6"/>
+          <w:right w:val="single" w:color="C7D2DD" w:sz="6"/>
+          <w:insideH w:val="single" w:color="C7D2DD" w:sz="6"/>
+          <w:insideV w:val="single" w:color="C7D2DD" w:sz="6"/>
+        </w:tblBorders>
+      </w:tblPr>
+      <w:tblGrid>
+        <w:gridCol w:w="2800"/>
+        <w:gridCol w:w="3560"/>
+        <w:gridCol w:w="3000"/>
+      </w:tblGrid>
+      <w:tr>
+        <w:trPr>
+          <w:cantSplit/>
+          <w:tblHeader/>
+        </w:trPr>
+        <w:tc>
+          <w:tcPr>
+            <w:tcW w:type="dxa" w:w="2800"/>
+            <w:shd w:fill="EEF4F8" w:color="auto" w:val="clear"/>
+            <w:tcMar>
+              <w:top w:type="dxa" w:w="60"/>
+              <w:left w:type="dxa" w:w="100"/>
+              <w:bottom w:type="dxa" w:w="60"/>
+              <w:right w:type="dxa" w:w="100"/>
+            </w:tcMar>
+          </w:tcPr>
+          <w:p>
+            <w:pPr>
+              <w:spacing w:after="0" w:before="0"/>
+            </w:pPr>
+            <w:r>
+              <w:rPr>
+                <w:b/>
+                <w:bCs/>
+                <w:color w:val="0F2B3C"/>
+                <w:sz w:val="16"/>
+                <w:szCs w:val="16"/>
+              </w:rPr>
+              <w:t xml:space="preserve">CORE PROBLEM / GIVEN REPRESENTATION</w:t>
+            </w:r>
+          </w:p>
+        </w:tc>
+        <w:tc>
+          <w:tcPr>
+            <w:tcW w:type="dxa" w:w="3560"/>
+            <w:shd w:fill="EEF4F8" w:color="auto" w:val="clear"/>
+            <w:tcMar>
+              <w:top w:type="dxa" w:w="60"/>
+              <w:left w:type="dxa" w:w="100"/>
+              <w:bottom w:type="dxa" w:w="60"/>
+              <w:right w:type="dxa" w:w="100"/>
+            </w:tcMar>
+          </w:tcPr>
+          <w:p>
+            <w:pPr>
+              <w:spacing w:after="0" w:before="0"/>
+            </w:pPr>
+            <w:r>
+              <w:rPr>
+                <w:b/>
+                <w:bCs/>
+                <w:color w:val="0F2B3C"/>
+                <w:sz w:val="16"/>
+                <w:szCs w:val="16"/>
+              </w:rPr>
+              <w:t xml:space="preserve">WORKING SPACE / CALCULATION STEPS</w:t>
+            </w:r>
+          </w:p>
+        </w:tc>
+        <w:tc>
+          <w:tcPr>
+            <w:tcW w:type="dxa" w:w="3000"/>
+            <w:shd w:fill="FBF3E2" w:color="auto" w:val="clear"/>
+            <w:tcMar>
+              <w:top w:type="dxa" w:w="60"/>
+              <w:left w:type="dxa" w:w="100"/>
+              <w:bottom w:type="dxa" w:w="60"/>
+              <w:right w:type="dxa" w:w="100"/>
+            </w:tcMar>
+          </w:tcPr>
+          <w:p>
+            <w:pPr>
+              <w:spacing w:after="0" w:before="0"/>
+            </w:pPr>
+            <w:r>
+              <w:rPr>
+                <w:b/>
+                <w:bCs/>
+                <w:color w:val="7A5400"/>
+                <w:sz w:val="16"/>
+                <w:szCs w:val="16"/>
+              </w:rPr>
+              <w:t xml:space="preserve">EXPLAIN YOUR REASONING</w:t>
+            </w:r>
+          </w:p>
+        </w:tc>
+      </w:tr>
+      <w:tr>
+        <w:trPr>
+          <w:cantSplit/>
+        </w:trPr>
+        <w:tc>
+          <w:tcPr>
+            <w:tcW w:type="dxa" w:w="2800"/>
+            <w:tcMar>
+              <w:top w:type="dxa" w:w="80"/>
+              <w:left w:type="dxa" w:w="100"/>
+              <w:bottom w:type="dxa" w:w="80"/>
+              <w:right w:type="dxa" w:w="100"/>
+            </w:tcMar>
+            <w:vAlign w:val="top"/>
+          </w:tcPr>
+          <w:p>
+            <w:pPr>
+              <w:spacing w:after="40" w:before="0"/>
+            </w:pPr>
+            <w:r>
+              <w:rPr>
+                <w:b/>
+                <w:bCs/>
+                <w:color w:val="0F2B3C"/>
+                <w:sz w:val="20"/>
+                <w:szCs w:val="20"/>
+              </w:rPr>
+              <w:t xml:space="preserve">1.  The ratio is 2:5. Multiply the first by 3: 2 × 3 = ___?</w:t>
+            </w:r>
+          </w:p>
+        </w:tc>
+        <w:tc>
+          <w:tcPr>
+            <w:tcW w:type="dxa" w:w="3560"/>
+            <w:tcMar>
+              <w:top w:type="dxa" w:w="80"/>
+              <w:left w:type="dxa" w:w="100"/>
+              <w:bottom w:type="dxa" w:w="80"/>
+              <w:right w:type="dxa" w:w="100"/>
+            </w:tcMar>
+            <w:vAlign w:val="top"/>
+          </w:tcPr>
+          <w:p>
+            <w:pPr>
+              <w:spacing w:after="50" w:before="0"/>
+            </w:pPr>
+            <w:r>
+              <w:rPr>
+                <w:color w:val="BBBBBB"/>
+                <w:sz w:val="18"/>
+                <w:szCs w:val="18"/>
+              </w:rPr>
+              <w:t xml:space="preserve">____________________________</w:t>
+            </w:r>
+          </w:p>
+          <w:p>
+            <w:pPr>
+              <w:spacing w:after="50" w:before="0"/>
+            </w:pPr>
+            <w:r>
+              <w:rPr>
+                <w:color w:val="BBBBBB"/>
+                <w:sz w:val="18"/>
+                <w:szCs w:val="18"/>
+              </w:rPr>
+              <w:t xml:space="preserve">____________________________</w:t>
+            </w:r>
+          </w:p>
+          <w:p>
+            <w:pPr>
+              <w:spacing w:after="50" w:before="0"/>
+            </w:pPr>
+            <w:r>
+              <w:rPr>
+                <w:color w:val="BBBBBB"/>
+                <w:sz w:val="18"/>
+                <w:szCs w:val="18"/>
+              </w:rPr>
+              <w:t xml:space="preserve">____________________________</w:t>
+            </w:r>
+          </w:p>
+          <w:p>
+            <w:pPr>
+              <w:spacing w:after="50" w:before="0"/>
+            </w:pPr>
+            <w:r>
+              <w:rPr>
+                <w:color w:val="BBBBBB"/>
+                <w:sz w:val="18"/>
+                <w:szCs w:val="18"/>
+              </w:rPr>
+              <w:t xml:space="preserve">____________________________</w:t>
+            </w:r>
+          </w:p>
+        </w:tc>
+        <w:tc>
+          <w:tcPr>
+            <w:tcW w:type="dxa" w:w="3000"/>
+            <w:shd w:fill="FBF3E2" w:color="auto" w:val="clear"/>
+            <w:tcMar>
+              <w:top w:type="dxa" w:w="80"/>
+              <w:left w:type="dxa" w:w="100"/>
+              <w:bottom w:type="dxa" w:w="80"/>
+              <w:right w:type="dxa" w:w="100"/>
+            </w:tcMar>
+            <w:vAlign w:val="top"/>
+          </w:tcPr>
+          <w:p>
+            <w:pPr>
+              <w:spacing w:after="30" w:before="0"/>
+            </w:pPr>
+            <w:r>
+              <w:rPr>
+                <w:b/>
+                <w:bCs/>
+                <w:color w:val="0F2B3C"/>
+                <w:sz w:val="18"/>
+                <w:szCs w:val="18"/>
+              </w:rPr>
+              <w:t xml:space="preserve">Because... ________________</w:t>
+            </w:r>
+          </w:p>
+          <w:p>
+            <w:pPr>
+              <w:spacing w:after="50" w:before="0"/>
+            </w:pPr>
+            <w:r>
+              <w:rPr>
+                <w:color w:val="BBBBBB"/>
+                <w:sz w:val="18"/>
+                <w:szCs w:val="18"/>
+              </w:rPr>
+              <w:t xml:space="preserve">____________________________</w:t>
+            </w:r>
+          </w:p>
+          <w:p>
+            <w:pPr>
+              <w:spacing w:after="30" w:before="40"/>
+            </w:pPr>
+            <w:r>
+              <w:rPr>
+                <w:b/>
+                <w:bCs/>
+                <w:color w:val="1A6FB5"/>
+                <w:sz w:val="18"/>
+                <w:szCs w:val="18"/>
+              </w:rPr>
+              <w:t xml:space="preserve">Although... _______________</w:t>
+            </w:r>
+          </w:p>
+          <w:p>
+            <w:pPr>
+              <w:spacing w:after="50" w:before="0"/>
+            </w:pPr>
+            <w:r>
+              <w:rPr>
+                <w:color w:val="BBBBBB"/>
+                <w:sz w:val="18"/>
+                <w:szCs w:val="18"/>
+              </w:rPr>
+              <w:t xml:space="preserve">____________________________</w:t>
+            </w:r>
+          </w:p>
+          <w:p>
+            <w:pPr>
+              <w:spacing w:after="30" w:before="40"/>
+            </w:pPr>
+            <w:r>
+              <w:rPr>
+                <w:b/>
+                <w:bCs/>
+                <w:color w:val="7A5400"/>
+                <w:sz w:val="18"/>
+                <w:szCs w:val="18"/>
+              </w:rPr>
+              <w:t xml:space="preserve">Therefore... ______________</w:t>
+            </w:r>
+          </w:p>
+          <w:p>
+            <w:pPr>
+              <w:spacing w:after="50" w:before="0"/>
+            </w:pPr>
+            <w:r>
+              <w:rPr>
+                <w:color w:val="BBBBBB"/>
+                <w:sz w:val="18"/>
+                <w:szCs w:val="18"/>
+              </w:rPr>
+              <w:t xml:space="preserve">____________________________</w:t>
+            </w:r>
+          </w:p>
+        </w:tc>
+      </w:tr>
+    </w:tbl>
+    <w:p>
+      <w:pPr>
+        <w:spacing w:after="60" w:before="0"/>
+      </w:pPr>
+      <w:r>
+        <w:t xml:space="preserve"/>
+      </w:r>
+    </w:p>
+    <w:tbl>
+      <w:tblPr>
+        <w:tblW w:type="dxa" w:w="9360"/>
+        <w:tblBorders>
+          <w:top w:val="single" w:color="C7D2DD" w:sz="6"/>
+          <w:left w:val="single" w:color="C7D2DD" w:sz="6"/>
+          <w:bottom w:val="single" w:color="C7D2DD" w:sz="6"/>
+          <w:right w:val="single" w:color="C7D2DD" w:sz="6"/>
+          <w:insideH w:val="single" w:color="C7D2DD" w:sz="6"/>
+          <w:insideV w:val="single" w:color="C7D2DD" w:sz="6"/>
+        </w:tblBorders>
+      </w:tblPr>
+      <w:tblGrid>
+        <w:gridCol w:w="2800"/>
+        <w:gridCol w:w="3560"/>
+        <w:gridCol w:w="3000"/>
+      </w:tblGrid>
+      <w:tr>
+        <w:trPr>
+          <w:cantSplit/>
+          <w:tblHeader/>
+        </w:trPr>
+        <w:tc>
+          <w:tcPr>
+            <w:tcW w:type="dxa" w:w="2800"/>
+            <w:shd w:fill="EEF4F8" w:color="auto" w:val="clear"/>
+            <w:tcMar>
+              <w:top w:type="dxa" w:w="60"/>
+              <w:left w:type="dxa" w:w="100"/>
+              <w:bottom w:type="dxa" w:w="60"/>
+              <w:right w:type="dxa" w:w="100"/>
+            </w:tcMar>
+          </w:tcPr>
+          <w:p>
+            <w:pPr>
+              <w:spacing w:after="0" w:before="0"/>
+            </w:pPr>
+            <w:r>
+              <w:rPr>
+                <w:b/>
+                <w:bCs/>
+                <w:color w:val="0F2B3C"/>
+                <w:sz w:val="16"/>
+                <w:szCs w:val="16"/>
+              </w:rPr>
+              <w:t xml:space="preserve">CORE PROBLEM / GIVEN REPRESENTATION</w:t>
+            </w:r>
+          </w:p>
+        </w:tc>
+        <w:tc>
+          <w:tcPr>
+            <w:tcW w:type="dxa" w:w="3560"/>
+            <w:shd w:fill="EEF4F8" w:color="auto" w:val="clear"/>
+            <w:tcMar>
+              <w:top w:type="dxa" w:w="60"/>
+              <w:left w:type="dxa" w:w="100"/>
+              <w:bottom w:type="dxa" w:w="60"/>
+              <w:right w:type="dxa" w:w="100"/>
+            </w:tcMar>
+          </w:tcPr>
+          <w:p>
+            <w:pPr>
+              <w:spacing w:after="0" w:before="0"/>
+            </w:pPr>
+            <w:r>
+              <w:rPr>
+                <w:b/>
+                <w:bCs/>
+                <w:color w:val="0F2B3C"/>
+                <w:sz w:val="16"/>
+                <w:szCs w:val="16"/>
+              </w:rPr>
+              <w:t xml:space="preserve">WORKING SPACE / CALCULATION STEPS</w:t>
+            </w:r>
+          </w:p>
+        </w:tc>
+        <w:tc>
+          <w:tcPr>
+            <w:tcW w:type="dxa" w:w="3000"/>
+            <w:shd w:fill="FBF3E2" w:color="auto" w:val="clear"/>
+            <w:tcMar>
+              <w:top w:type="dxa" w:w="60"/>
+              <w:left w:type="dxa" w:w="100"/>
+              <w:bottom w:type="dxa" w:w="60"/>
+              <w:right w:type="dxa" w:w="100"/>
+            </w:tcMar>
+          </w:tcPr>
+          <w:p>
+            <w:pPr>
+              <w:spacing w:after="0" w:before="0"/>
+            </w:pPr>
+            <w:r>
+              <w:rPr>
+                <w:b/>
+                <w:bCs/>
+                <w:color w:val="7A5400"/>
+                <w:sz w:val="16"/>
+                <w:szCs w:val="16"/>
+              </w:rPr>
+              <w:t xml:space="preserve">EXPLAIN YOUR REASONING</w:t>
+            </w:r>
+          </w:p>
+        </w:tc>
+      </w:tr>
+      <w:tr>
+        <w:trPr>
+          <w:cantSplit/>
+        </w:trPr>
+        <w:tc>
+          <w:tcPr>
+            <w:tcW w:type="dxa" w:w="2800"/>
+            <w:tcMar>
+              <w:top w:type="dxa" w:w="80"/>
+              <w:left w:type="dxa" w:w="100"/>
+              <w:bottom w:type="dxa" w:w="80"/>
+              <w:right w:type="dxa" w:w="100"/>
+            </w:tcMar>
+            <w:vAlign w:val="top"/>
+          </w:tcPr>
+          <w:p>
+            <w:pPr>
+              <w:spacing w:after="40" w:before="0"/>
+            </w:pPr>
+            <w:r>
+              <w:rPr>
+                <w:b/>
+                <w:bCs/>
+                <w:color w:val="0F2B3C"/>
+                <w:sz w:val="20"/>
+                <w:szCs w:val="20"/>
+              </w:rPr>
+              <w:t xml:space="preserve">2.  Multiply the second by 3: 5 × 3 = ___?</w:t>
+            </w:r>
+          </w:p>
+        </w:tc>
+        <w:tc>
+          <w:tcPr>
+            <w:tcW w:type="dxa" w:w="3560"/>
+            <w:tcMar>
+              <w:top w:type="dxa" w:w="80"/>
+              <w:left w:type="dxa" w:w="100"/>
+              <w:bottom w:type="dxa" w:w="80"/>
+              <w:right w:type="dxa" w:w="100"/>
+            </w:tcMar>
+            <w:vAlign w:val="top"/>
+          </w:tcPr>
+          <w:p>
+            <w:pPr>
+              <w:spacing w:after="50" w:before="0"/>
+            </w:pPr>
+            <w:r>
+              <w:rPr>
+                <w:color w:val="BBBBBB"/>
+                <w:sz w:val="18"/>
+                <w:szCs w:val="18"/>
+              </w:rPr>
+              <w:t xml:space="preserve">____________________________</w:t>
+            </w:r>
+          </w:p>
+          <w:p>
+            <w:pPr>
+              <w:spacing w:after="50" w:before="0"/>
+            </w:pPr>
+            <w:r>
+              <w:rPr>
+                <w:color w:val="BBBBBB"/>
+                <w:sz w:val="18"/>
+                <w:szCs w:val="18"/>
+              </w:rPr>
+              <w:t xml:space="preserve">____________________________</w:t>
+            </w:r>
+          </w:p>
+          <w:p>
+            <w:pPr>
+              <w:spacing w:after="50" w:before="0"/>
+            </w:pPr>
+            <w:r>
+              <w:rPr>
+                <w:color w:val="BBBBBB"/>
+                <w:sz w:val="18"/>
+                <w:szCs w:val="18"/>
+              </w:rPr>
+              <w:t xml:space="preserve">____________________________</w:t>
+            </w:r>
+          </w:p>
+          <w:p>
+            <w:pPr>
+              <w:spacing w:after="50" w:before="0"/>
+            </w:pPr>
+            <w:r>
+              <w:rPr>
+                <w:color w:val="BBBBBB"/>
+                <w:sz w:val="18"/>
+                <w:szCs w:val="18"/>
+              </w:rPr>
+              <w:t xml:space="preserve">____________________________</w:t>
+            </w:r>
+          </w:p>
+        </w:tc>
+        <w:tc>
+          <w:tcPr>
+            <w:tcW w:type="dxa" w:w="3000"/>
+            <w:shd w:fill="FBF3E2" w:color="auto" w:val="clear"/>
+            <w:tcMar>
+              <w:top w:type="dxa" w:w="80"/>
+              <w:left w:type="dxa" w:w="100"/>
+              <w:bottom w:type="dxa" w:w="80"/>
+              <w:right w:type="dxa" w:w="100"/>
+            </w:tcMar>
+            <w:vAlign w:val="top"/>
+          </w:tcPr>
+          <w:p>
+            <w:pPr>
+              <w:spacing w:after="30" w:before="0"/>
+            </w:pPr>
+            <w:r>
+              <w:rPr>
+                <w:b/>
+                <w:bCs/>
+                <w:color w:val="0F2B3C"/>
+                <w:sz w:val="18"/>
+                <w:szCs w:val="18"/>
+              </w:rPr>
+              <w:t xml:space="preserve">Because... ________________</w:t>
+            </w:r>
+          </w:p>
+          <w:p>
+            <w:pPr>
+              <w:spacing w:after="50" w:before="0"/>
+            </w:pPr>
+            <w:r>
+              <w:rPr>
+                <w:color w:val="BBBBBB"/>
+                <w:sz w:val="18"/>
+                <w:szCs w:val="18"/>
+              </w:rPr>
+              <w:t xml:space="preserve">____________________________</w:t>
+            </w:r>
+          </w:p>
+          <w:p>
+            <w:pPr>
+              <w:spacing w:after="30" w:before="40"/>
+            </w:pPr>
+            <w:r>
+              <w:rPr>
+                <w:b/>
+                <w:bCs/>
+                <w:color w:val="1A6FB5"/>
+                <w:sz w:val="18"/>
+                <w:szCs w:val="18"/>
+              </w:rPr>
+              <w:t xml:space="preserve">Although... _______________</w:t>
+            </w:r>
+          </w:p>
+          <w:p>
+            <w:pPr>
+              <w:spacing w:after="50" w:before="0"/>
+            </w:pPr>
+            <w:r>
+              <w:rPr>
+                <w:color w:val="BBBBBB"/>
+                <w:sz w:val="18"/>
+                <w:szCs w:val="18"/>
+              </w:rPr>
+              <w:t xml:space="preserve">____________________________</w:t>
+            </w:r>
+          </w:p>
+          <w:p>
+            <w:pPr>
+              <w:spacing w:after="30" w:before="40"/>
+            </w:pPr>
+            <w:r>
+              <w:rPr>
+                <w:b/>
+                <w:bCs/>
+                <w:color w:val="7A5400"/>
+                <w:sz w:val="18"/>
+                <w:szCs w:val="18"/>
+              </w:rPr>
+              <w:t xml:space="preserve">Therefore... ______________</w:t>
+            </w:r>
+          </w:p>
+          <w:p>
+            <w:pPr>
+              <w:spacing w:after="50" w:before="0"/>
+            </w:pPr>
+            <w:r>
+              <w:rPr>
+                <w:color w:val="BBBBBB"/>
+                <w:sz w:val="18"/>
+                <w:szCs w:val="18"/>
+              </w:rPr>
+              <w:t xml:space="preserve">____________________________</w:t>
+            </w:r>
+          </w:p>
+        </w:tc>
+      </w:tr>
+    </w:tbl>
+    <w:p>
+      <w:pPr>
+        <w:spacing w:after="60" w:before="0"/>
+      </w:pPr>
+      <w:r>
+        <w:t xml:space="preserve"/>
       </w:r>
     </w:p>
     <w:p>
@@ -313,50 +3118,616 @@
         <w:t xml:space="preserve">Fill the missing table cell.</w:t>
       </w:r>
     </w:p>
-    <w:p>
-      <w:pPr>
-        <w:spacing w:after="40" w:before="0"/>
-      </w:pPr>
-      <w:r>
-        <w:rPr>
-          <w:sz w:val="22"/>
-          <w:szCs w:val="22"/>
-        </w:rPr>
-        <w:t xml:space="preserve">1.  Table: 3 → 12, 6 → ?. Each top is multiplied by 4. So 6 × 4 = ___?</w:t>
-      </w:r>
-    </w:p>
-    <w:p>
-      <w:pPr>
-        <w:spacing w:after="80" w:before="0"/>
-      </w:pPr>
-      <w:r>
-        <w:rPr>
-          <w:color w:val="BBBBBB"/>
-        </w:rPr>
-        <w:t xml:space="preserve">____________________________________________________</w:t>
-      </w:r>
-    </w:p>
-    <w:p>
-      <w:pPr>
-        <w:spacing w:after="40" w:before="0"/>
-      </w:pPr>
-      <w:r>
-        <w:rPr>
-          <w:sz w:val="22"/>
-          <w:szCs w:val="22"/>
-        </w:rPr>
-        <w:t xml:space="preserve">2.  Equivalent ratio: 4:6 = 8:?. Both numbers doubled, so 6 × 2 = ___?</w:t>
-      </w:r>
-    </w:p>
-    <w:p>
-      <w:pPr>
-        <w:spacing w:after="80" w:before="0"/>
-      </w:pPr>
-      <w:r>
-        <w:rPr>
-          <w:color w:val="BBBBBB"/>
-        </w:rPr>
-        <w:t xml:space="preserve">____________________________________________________</w:t>
+    <w:tbl>
+      <w:tblPr>
+        <w:tblW w:type="dxa" w:w="9360"/>
+        <w:tblBorders>
+          <w:top w:val="single" w:color="C7D2DD" w:sz="6"/>
+          <w:left w:val="single" w:color="C7D2DD" w:sz="6"/>
+          <w:bottom w:val="single" w:color="C7D2DD" w:sz="6"/>
+          <w:right w:val="single" w:color="C7D2DD" w:sz="6"/>
+          <w:insideH w:val="single" w:color="C7D2DD" w:sz="6"/>
+          <w:insideV w:val="single" w:color="C7D2DD" w:sz="6"/>
+        </w:tblBorders>
+      </w:tblPr>
+      <w:tblGrid>
+        <w:gridCol w:w="2800"/>
+        <w:gridCol w:w="3560"/>
+        <w:gridCol w:w="3000"/>
+      </w:tblGrid>
+      <w:tr>
+        <w:trPr>
+          <w:cantSplit/>
+          <w:tblHeader/>
+        </w:trPr>
+        <w:tc>
+          <w:tcPr>
+            <w:tcW w:type="dxa" w:w="2800"/>
+            <w:shd w:fill="EEF4F8" w:color="auto" w:val="clear"/>
+            <w:tcMar>
+              <w:top w:type="dxa" w:w="60"/>
+              <w:left w:type="dxa" w:w="100"/>
+              <w:bottom w:type="dxa" w:w="60"/>
+              <w:right w:type="dxa" w:w="100"/>
+            </w:tcMar>
+          </w:tcPr>
+          <w:p>
+            <w:pPr>
+              <w:spacing w:after="0" w:before="0"/>
+            </w:pPr>
+            <w:r>
+              <w:rPr>
+                <w:b/>
+                <w:bCs/>
+                <w:color w:val="0F2B3C"/>
+                <w:sz w:val="16"/>
+                <w:szCs w:val="16"/>
+              </w:rPr>
+              <w:t xml:space="preserve">CORE PROBLEM / GIVEN REPRESENTATION</w:t>
+            </w:r>
+          </w:p>
+        </w:tc>
+        <w:tc>
+          <w:tcPr>
+            <w:tcW w:type="dxa" w:w="3560"/>
+            <w:shd w:fill="EEF4F8" w:color="auto" w:val="clear"/>
+            <w:tcMar>
+              <w:top w:type="dxa" w:w="60"/>
+              <w:left w:type="dxa" w:w="100"/>
+              <w:bottom w:type="dxa" w:w="60"/>
+              <w:right w:type="dxa" w:w="100"/>
+            </w:tcMar>
+          </w:tcPr>
+          <w:p>
+            <w:pPr>
+              <w:spacing w:after="0" w:before="0"/>
+            </w:pPr>
+            <w:r>
+              <w:rPr>
+                <w:b/>
+                <w:bCs/>
+                <w:color w:val="0F2B3C"/>
+                <w:sz w:val="16"/>
+                <w:szCs w:val="16"/>
+              </w:rPr>
+              <w:t xml:space="preserve">WORKING SPACE / CALCULATION STEPS</w:t>
+            </w:r>
+          </w:p>
+        </w:tc>
+        <w:tc>
+          <w:tcPr>
+            <w:tcW w:type="dxa" w:w="3000"/>
+            <w:shd w:fill="FBF3E2" w:color="auto" w:val="clear"/>
+            <w:tcMar>
+              <w:top w:type="dxa" w:w="60"/>
+              <w:left w:type="dxa" w:w="100"/>
+              <w:bottom w:type="dxa" w:w="60"/>
+              <w:right w:type="dxa" w:w="100"/>
+            </w:tcMar>
+          </w:tcPr>
+          <w:p>
+            <w:pPr>
+              <w:spacing w:after="0" w:before="0"/>
+            </w:pPr>
+            <w:r>
+              <w:rPr>
+                <w:b/>
+                <w:bCs/>
+                <w:color w:val="7A5400"/>
+                <w:sz w:val="16"/>
+                <w:szCs w:val="16"/>
+              </w:rPr>
+              <w:t xml:space="preserve">EXPLAIN YOUR REASONING</w:t>
+            </w:r>
+          </w:p>
+        </w:tc>
+      </w:tr>
+      <w:tr>
+        <w:trPr>
+          <w:cantSplit/>
+        </w:trPr>
+        <w:tc>
+          <w:tcPr>
+            <w:tcW w:type="dxa" w:w="2800"/>
+            <w:tcMar>
+              <w:top w:type="dxa" w:w="80"/>
+              <w:left w:type="dxa" w:w="100"/>
+              <w:bottom w:type="dxa" w:w="80"/>
+              <w:right w:type="dxa" w:w="100"/>
+            </w:tcMar>
+            <w:vAlign w:val="top"/>
+          </w:tcPr>
+          <w:p>
+            <w:pPr>
+              <w:spacing w:after="40" w:before="0"/>
+            </w:pPr>
+            <w:r>
+              <w:rPr>
+                <w:b/>
+                <w:bCs/>
+                <w:color w:val="0F2B3C"/>
+                <w:sz w:val="20"/>
+                <w:szCs w:val="20"/>
+              </w:rPr>
+              <w:t xml:space="preserve">1.  Table: 3 → 12, 6 → ?. Each top is multiplied by 4. So 6 × 4 = ___?</w:t>
+            </w:r>
+          </w:p>
+        </w:tc>
+        <w:tc>
+          <w:tcPr>
+            <w:tcW w:type="dxa" w:w="3560"/>
+            <w:tcMar>
+              <w:top w:type="dxa" w:w="80"/>
+              <w:left w:type="dxa" w:w="100"/>
+              <w:bottom w:type="dxa" w:w="80"/>
+              <w:right w:type="dxa" w:w="100"/>
+            </w:tcMar>
+            <w:vAlign w:val="top"/>
+          </w:tcPr>
+          <w:p>
+            <w:pPr>
+              <w:spacing w:after="50" w:before="0"/>
+            </w:pPr>
+            <w:r>
+              <w:rPr>
+                <w:color w:val="BBBBBB"/>
+                <w:sz w:val="18"/>
+                <w:szCs w:val="18"/>
+              </w:rPr>
+              <w:t xml:space="preserve">____________________________</w:t>
+            </w:r>
+          </w:p>
+          <w:p>
+            <w:pPr>
+              <w:spacing w:after="50" w:before="0"/>
+            </w:pPr>
+            <w:r>
+              <w:rPr>
+                <w:color w:val="BBBBBB"/>
+                <w:sz w:val="18"/>
+                <w:szCs w:val="18"/>
+              </w:rPr>
+              <w:t xml:space="preserve">____________________________</w:t>
+            </w:r>
+          </w:p>
+          <w:p>
+            <w:pPr>
+              <w:spacing w:after="50" w:before="0"/>
+            </w:pPr>
+            <w:r>
+              <w:rPr>
+                <w:color w:val="BBBBBB"/>
+                <w:sz w:val="18"/>
+                <w:szCs w:val="18"/>
+              </w:rPr>
+              <w:t xml:space="preserve">____________________________</w:t>
+            </w:r>
+          </w:p>
+          <w:p>
+            <w:pPr>
+              <w:spacing w:after="50" w:before="0"/>
+            </w:pPr>
+            <w:r>
+              <w:rPr>
+                <w:color w:val="BBBBBB"/>
+                <w:sz w:val="18"/>
+                <w:szCs w:val="18"/>
+              </w:rPr>
+              <w:t xml:space="preserve">____________________________</w:t>
+            </w:r>
+          </w:p>
+        </w:tc>
+        <w:tc>
+          <w:tcPr>
+            <w:tcW w:type="dxa" w:w="3000"/>
+            <w:shd w:fill="FBF3E2" w:color="auto" w:val="clear"/>
+            <w:tcMar>
+              <w:top w:type="dxa" w:w="80"/>
+              <w:left w:type="dxa" w:w="100"/>
+              <w:bottom w:type="dxa" w:w="80"/>
+              <w:right w:type="dxa" w:w="100"/>
+            </w:tcMar>
+            <w:vAlign w:val="top"/>
+          </w:tcPr>
+          <w:p>
+            <w:pPr>
+              <w:spacing w:after="30" w:before="0"/>
+            </w:pPr>
+            <w:r>
+              <w:rPr>
+                <w:b/>
+                <w:bCs/>
+                <w:color w:val="0F2B3C"/>
+                <w:sz w:val="18"/>
+                <w:szCs w:val="18"/>
+              </w:rPr>
+              <w:t xml:space="preserve">Because... ________________</w:t>
+            </w:r>
+          </w:p>
+          <w:p>
+            <w:pPr>
+              <w:spacing w:after="50" w:before="0"/>
+            </w:pPr>
+            <w:r>
+              <w:rPr>
+                <w:color w:val="BBBBBB"/>
+                <w:sz w:val="18"/>
+                <w:szCs w:val="18"/>
+              </w:rPr>
+              <w:t xml:space="preserve">____________________________</w:t>
+            </w:r>
+          </w:p>
+          <w:p>
+            <w:pPr>
+              <w:spacing w:after="30" w:before="40"/>
+            </w:pPr>
+            <w:r>
+              <w:rPr>
+                <w:b/>
+                <w:bCs/>
+                <w:color w:val="1A6FB5"/>
+                <w:sz w:val="18"/>
+                <w:szCs w:val="18"/>
+              </w:rPr>
+              <w:t xml:space="preserve">Although... _______________</w:t>
+            </w:r>
+          </w:p>
+          <w:p>
+            <w:pPr>
+              <w:spacing w:after="50" w:before="0"/>
+            </w:pPr>
+            <w:r>
+              <w:rPr>
+                <w:color w:val="BBBBBB"/>
+                <w:sz w:val="18"/>
+                <w:szCs w:val="18"/>
+              </w:rPr>
+              <w:t xml:space="preserve">____________________________</w:t>
+            </w:r>
+          </w:p>
+          <w:p>
+            <w:pPr>
+              <w:spacing w:after="30" w:before="40"/>
+            </w:pPr>
+            <w:r>
+              <w:rPr>
+                <w:b/>
+                <w:bCs/>
+                <w:color w:val="7A5400"/>
+                <w:sz w:val="18"/>
+                <w:szCs w:val="18"/>
+              </w:rPr>
+              <w:t xml:space="preserve">Therefore... ______________</w:t>
+            </w:r>
+          </w:p>
+          <w:p>
+            <w:pPr>
+              <w:spacing w:after="50" w:before="0"/>
+            </w:pPr>
+            <w:r>
+              <w:rPr>
+                <w:color w:val="BBBBBB"/>
+                <w:sz w:val="18"/>
+                <w:szCs w:val="18"/>
+              </w:rPr>
+              <w:t xml:space="preserve">____________________________</w:t>
+            </w:r>
+          </w:p>
+        </w:tc>
+      </w:tr>
+    </w:tbl>
+    <w:p>
+      <w:pPr>
+        <w:spacing w:after="60" w:before="0"/>
+      </w:pPr>
+      <w:r>
+        <w:t xml:space="preserve"/>
+      </w:r>
+    </w:p>
+    <w:tbl>
+      <w:tblPr>
+        <w:tblW w:type="dxa" w:w="9360"/>
+        <w:tblBorders>
+          <w:top w:val="single" w:color="C7D2DD" w:sz="6"/>
+          <w:left w:val="single" w:color="C7D2DD" w:sz="6"/>
+          <w:bottom w:val="single" w:color="C7D2DD" w:sz="6"/>
+          <w:right w:val="single" w:color="C7D2DD" w:sz="6"/>
+          <w:insideH w:val="single" w:color="C7D2DD" w:sz="6"/>
+          <w:insideV w:val="single" w:color="C7D2DD" w:sz="6"/>
+        </w:tblBorders>
+      </w:tblPr>
+      <w:tblGrid>
+        <w:gridCol w:w="2800"/>
+        <w:gridCol w:w="3560"/>
+        <w:gridCol w:w="3000"/>
+      </w:tblGrid>
+      <w:tr>
+        <w:trPr>
+          <w:cantSplit/>
+          <w:tblHeader/>
+        </w:trPr>
+        <w:tc>
+          <w:tcPr>
+            <w:tcW w:type="dxa" w:w="2800"/>
+            <w:shd w:fill="EEF4F8" w:color="auto" w:val="clear"/>
+            <w:tcMar>
+              <w:top w:type="dxa" w:w="60"/>
+              <w:left w:type="dxa" w:w="100"/>
+              <w:bottom w:type="dxa" w:w="60"/>
+              <w:right w:type="dxa" w:w="100"/>
+            </w:tcMar>
+          </w:tcPr>
+          <w:p>
+            <w:pPr>
+              <w:spacing w:after="0" w:before="0"/>
+            </w:pPr>
+            <w:r>
+              <w:rPr>
+                <w:b/>
+                <w:bCs/>
+                <w:color w:val="0F2B3C"/>
+                <w:sz w:val="16"/>
+                <w:szCs w:val="16"/>
+              </w:rPr>
+              <w:t xml:space="preserve">CORE PROBLEM / GIVEN REPRESENTATION</w:t>
+            </w:r>
+          </w:p>
+        </w:tc>
+        <w:tc>
+          <w:tcPr>
+            <w:tcW w:type="dxa" w:w="3560"/>
+            <w:shd w:fill="EEF4F8" w:color="auto" w:val="clear"/>
+            <w:tcMar>
+              <w:top w:type="dxa" w:w="60"/>
+              <w:left w:type="dxa" w:w="100"/>
+              <w:bottom w:type="dxa" w:w="60"/>
+              <w:right w:type="dxa" w:w="100"/>
+            </w:tcMar>
+          </w:tcPr>
+          <w:p>
+            <w:pPr>
+              <w:spacing w:after="0" w:before="0"/>
+            </w:pPr>
+            <w:r>
+              <w:rPr>
+                <w:b/>
+                <w:bCs/>
+                <w:color w:val="0F2B3C"/>
+                <w:sz w:val="16"/>
+                <w:szCs w:val="16"/>
+              </w:rPr>
+              <w:t xml:space="preserve">WORKING SPACE / CALCULATION STEPS</w:t>
+            </w:r>
+          </w:p>
+        </w:tc>
+        <w:tc>
+          <w:tcPr>
+            <w:tcW w:type="dxa" w:w="3000"/>
+            <w:shd w:fill="FBF3E2" w:color="auto" w:val="clear"/>
+            <w:tcMar>
+              <w:top w:type="dxa" w:w="60"/>
+              <w:left w:type="dxa" w:w="100"/>
+              <w:bottom w:type="dxa" w:w="60"/>
+              <w:right w:type="dxa" w:w="100"/>
+            </w:tcMar>
+          </w:tcPr>
+          <w:p>
+            <w:pPr>
+              <w:spacing w:after="0" w:before="0"/>
+            </w:pPr>
+            <w:r>
+              <w:rPr>
+                <w:b/>
+                <w:bCs/>
+                <w:color w:val="7A5400"/>
+                <w:sz w:val="16"/>
+                <w:szCs w:val="16"/>
+              </w:rPr>
+              <w:t xml:space="preserve">EXPLAIN YOUR REASONING</w:t>
+            </w:r>
+          </w:p>
+        </w:tc>
+      </w:tr>
+      <w:tr>
+        <w:trPr>
+          <w:cantSplit/>
+        </w:trPr>
+        <w:tc>
+          <w:tcPr>
+            <w:tcW w:type="dxa" w:w="2800"/>
+            <w:tcMar>
+              <w:top w:type="dxa" w:w="80"/>
+              <w:left w:type="dxa" w:w="100"/>
+              <w:bottom w:type="dxa" w:w="80"/>
+              <w:right w:type="dxa" w:w="100"/>
+            </w:tcMar>
+            <w:vAlign w:val="top"/>
+          </w:tcPr>
+          <w:p>
+            <w:pPr>
+              <w:spacing w:after="40" w:before="0"/>
+            </w:pPr>
+            <w:r>
+              <w:rPr>
+                <w:b/>
+                <w:bCs/>
+                <w:color w:val="0F2B3C"/>
+                <w:sz w:val="20"/>
+                <w:szCs w:val="20"/>
+              </w:rPr>
+              <w:t xml:space="preserve">2.  Equivalent ratio: 4:6 = 8:?. Both numbers doubled, so 6 × 2 = ___?</w:t>
+            </w:r>
+          </w:p>
+        </w:tc>
+        <w:tc>
+          <w:tcPr>
+            <w:tcW w:type="dxa" w:w="3560"/>
+            <w:tcMar>
+              <w:top w:type="dxa" w:w="80"/>
+              <w:left w:type="dxa" w:w="100"/>
+              <w:bottom w:type="dxa" w:w="80"/>
+              <w:right w:type="dxa" w:w="100"/>
+            </w:tcMar>
+            <w:vAlign w:val="top"/>
+          </w:tcPr>
+          <w:p>
+            <w:pPr>
+              <w:spacing w:after="50" w:before="0"/>
+            </w:pPr>
+            <w:r>
+              <w:rPr>
+                <w:color w:val="BBBBBB"/>
+                <w:sz w:val="18"/>
+                <w:szCs w:val="18"/>
+              </w:rPr>
+              <w:t xml:space="preserve">____________________________</w:t>
+            </w:r>
+          </w:p>
+          <w:p>
+            <w:pPr>
+              <w:spacing w:after="50" w:before="0"/>
+            </w:pPr>
+            <w:r>
+              <w:rPr>
+                <w:color w:val="BBBBBB"/>
+                <w:sz w:val="18"/>
+                <w:szCs w:val="18"/>
+              </w:rPr>
+              <w:t xml:space="preserve">____________________________</w:t>
+            </w:r>
+          </w:p>
+          <w:p>
+            <w:pPr>
+              <w:spacing w:after="50" w:before="0"/>
+            </w:pPr>
+            <w:r>
+              <w:rPr>
+                <w:color w:val="BBBBBB"/>
+                <w:sz w:val="18"/>
+                <w:szCs w:val="18"/>
+              </w:rPr>
+              <w:t xml:space="preserve">____________________________</w:t>
+            </w:r>
+          </w:p>
+          <w:p>
+            <w:pPr>
+              <w:spacing w:after="50" w:before="0"/>
+            </w:pPr>
+            <w:r>
+              <w:rPr>
+                <w:color w:val="BBBBBB"/>
+                <w:sz w:val="18"/>
+                <w:szCs w:val="18"/>
+              </w:rPr>
+              <w:t xml:space="preserve">____________________________</w:t>
+            </w:r>
+          </w:p>
+        </w:tc>
+        <w:tc>
+          <w:tcPr>
+            <w:tcW w:type="dxa" w:w="3000"/>
+            <w:shd w:fill="FBF3E2" w:color="auto" w:val="clear"/>
+            <w:tcMar>
+              <w:top w:type="dxa" w:w="80"/>
+              <w:left w:type="dxa" w:w="100"/>
+              <w:bottom w:type="dxa" w:w="80"/>
+              <w:right w:type="dxa" w:w="100"/>
+            </w:tcMar>
+            <w:vAlign w:val="top"/>
+          </w:tcPr>
+          <w:p>
+            <w:pPr>
+              <w:spacing w:after="30" w:before="0"/>
+            </w:pPr>
+            <w:r>
+              <w:rPr>
+                <w:b/>
+                <w:bCs/>
+                <w:color w:val="0F2B3C"/>
+                <w:sz w:val="18"/>
+                <w:szCs w:val="18"/>
+              </w:rPr>
+              <w:t xml:space="preserve">Because... ________________</w:t>
+            </w:r>
+          </w:p>
+          <w:p>
+            <w:pPr>
+              <w:spacing w:after="50" w:before="0"/>
+            </w:pPr>
+            <w:r>
+              <w:rPr>
+                <w:color w:val="BBBBBB"/>
+                <w:sz w:val="18"/>
+                <w:szCs w:val="18"/>
+              </w:rPr>
+              <w:t xml:space="preserve">____________________________</w:t>
+            </w:r>
+          </w:p>
+          <w:p>
+            <w:pPr>
+              <w:spacing w:after="30" w:before="40"/>
+            </w:pPr>
+            <w:r>
+              <w:rPr>
+                <w:b/>
+                <w:bCs/>
+                <w:color w:val="1A6FB5"/>
+                <w:sz w:val="18"/>
+                <w:szCs w:val="18"/>
+              </w:rPr>
+              <w:t xml:space="preserve">Although... _______________</w:t>
+            </w:r>
+          </w:p>
+          <w:p>
+            <w:pPr>
+              <w:spacing w:after="50" w:before="0"/>
+            </w:pPr>
+            <w:r>
+              <w:rPr>
+                <w:color w:val="BBBBBB"/>
+                <w:sz w:val="18"/>
+                <w:szCs w:val="18"/>
+              </w:rPr>
+              <w:t xml:space="preserve">____________________________</w:t>
+            </w:r>
+          </w:p>
+          <w:p>
+            <w:pPr>
+              <w:spacing w:after="30" w:before="40"/>
+            </w:pPr>
+            <w:r>
+              <w:rPr>
+                <w:b/>
+                <w:bCs/>
+                <w:color w:val="7A5400"/>
+                <w:sz w:val="18"/>
+                <w:szCs w:val="18"/>
+              </w:rPr>
+              <w:t xml:space="preserve">Therefore... ______________</w:t>
+            </w:r>
+          </w:p>
+          <w:p>
+            <w:pPr>
+              <w:spacing w:after="50" w:before="0"/>
+            </w:pPr>
+            <w:r>
+              <w:rPr>
+                <w:color w:val="BBBBBB"/>
+                <w:sz w:val="18"/>
+                <w:szCs w:val="18"/>
+              </w:rPr>
+              <w:t xml:space="preserve">____________________________</w:t>
+            </w:r>
+          </w:p>
+        </w:tc>
+      </w:tr>
+    </w:tbl>
+    <w:p>
+      <w:pPr>
+        <w:spacing w:after="60" w:before="0"/>
+      </w:pPr>
+      <w:r>
+        <w:t xml:space="preserve"/>
       </w:r>
     </w:p>
     <w:p>
@@ -433,6 +3804,141 @@
         <w:t xml:space="preserve">____________________________________________________</w:t>
       </w:r>
     </w:p>
+    <w:tbl>
+      <w:tblPr>
+        <w:tblW w:type="dxa" w:w="9360"/>
+        <w:tblBorders>
+          <w:top w:val="single" w:color="C7D2DD" w:sz="6"/>
+          <w:left w:val="single" w:color="C7D2DD" w:sz="6"/>
+          <w:bottom w:val="single" w:color="C7D2DD" w:sz="6"/>
+          <w:right w:val="single" w:color="C7D2DD" w:sz="6"/>
+          <w:insideH w:val="single" w:color="C7D2DD" w:sz="6"/>
+          <w:insideV w:val="single" w:color="C7D2DD" w:sz="6"/>
+        </w:tblBorders>
+      </w:tblPr>
+      <w:tblGrid>
+        <w:gridCol w:w="3120"/>
+        <w:gridCol w:w="3120"/>
+        <w:gridCol w:w="3120"/>
+      </w:tblGrid>
+      <w:tr>
+        <w:trPr>
+          <w:cantSplit/>
+          <w:tblHeader/>
+        </w:trPr>
+        <w:tc>
+          <w:tcPr>
+            <w:tcW w:type="dxa" w:w="9360"/>
+            <w:gridSpan w:val="3"/>
+            <w:shd w:fill="EEF4F8" w:color="auto" w:val="clear"/>
+            <w:tcMar>
+              <w:top w:type="dxa" w:w="60"/>
+              <w:left w:type="dxa" w:w="100"/>
+              <w:bottom w:type="dxa" w:w="60"/>
+              <w:right w:type="dxa" w:w="100"/>
+            </w:tcMar>
+          </w:tcPr>
+          <w:p>
+            <w:pPr>
+              <w:spacing w:after="0" w:before="0"/>
+            </w:pPr>
+            <w:r>
+              <w:rPr>
+                <w:b/>
+                <w:bCs/>
+                <w:color w:val="0F2B3C"/>
+                <w:sz w:val="18"/>
+                <w:szCs w:val="18"/>
+              </w:rPr>
+              <w:t xml:space="preserve">EXIT CHECK · 3-POINT SELF-ASSESSMENT CHECKLIST</w:t>
+            </w:r>
+          </w:p>
+        </w:tc>
+      </w:tr>
+      <w:tr>
+        <w:trPr>
+          <w:cantSplit/>
+        </w:trPr>
+        <w:tc>
+          <w:tcPr>
+            <w:tcW w:type="dxa" w:w="3120"/>
+            <w:tcMar>
+              <w:top w:type="dxa" w:w="80"/>
+              <w:left w:type="dxa" w:w="100"/>
+              <w:bottom w:type="dxa" w:w="80"/>
+              <w:right w:type="dxa" w:w="100"/>
+            </w:tcMar>
+          </w:tcPr>
+          <w:p>
+            <w:pPr>
+              <w:spacing w:after="0" w:before="0"/>
+            </w:pPr>
+            <w:r>
+              <w:rPr>
+                <w:b/>
+                <w:bCs/>
+                <w:color w:val="0F2B3C"/>
+                <w:sz w:val="18"/>
+                <w:szCs w:val="18"/>
+              </w:rPr>
+              <w:t xml:space="preserve">☐ 1. Units &amp; Labels Verified</w:t>
+            </w:r>
+          </w:p>
+        </w:tc>
+        <w:tc>
+          <w:tcPr>
+            <w:tcW w:type="dxa" w:w="3120"/>
+            <w:tcMar>
+              <w:top w:type="dxa" w:w="80"/>
+              <w:left w:type="dxa" w:w="100"/>
+              <w:bottom w:type="dxa" w:w="80"/>
+              <w:right w:type="dxa" w:w="100"/>
+            </w:tcMar>
+          </w:tcPr>
+          <w:p>
+            <w:pPr>
+              <w:spacing w:after="0" w:before="0"/>
+            </w:pPr>
+            <w:r>
+              <w:rPr>
+                <w:b/>
+                <w:bCs/>
+                <w:color w:val="0F2B3C"/>
+                <w:sz w:val="18"/>
+                <w:szCs w:val="18"/>
+              </w:rPr>
+              <w:t xml:space="preserve">☐ 2. Reasoning Stated (Because / Although / Therefore)</w:t>
+            </w:r>
+          </w:p>
+        </w:tc>
+        <w:tc>
+          <w:tcPr>
+            <w:tcW w:type="dxa" w:w="3120"/>
+            <w:tcMar>
+              <w:top w:type="dxa" w:w="80"/>
+              <w:left w:type="dxa" w:w="100"/>
+              <w:bottom w:type="dxa" w:w="80"/>
+              <w:right w:type="dxa" w:w="100"/>
+            </w:tcMar>
+          </w:tcPr>
+          <w:p>
+            <w:pPr>
+              <w:spacing w:after="0" w:before="0"/>
+            </w:pPr>
+            <w:r>
+              <w:rPr>
+                <w:b/>
+                <w:bCs/>
+                <w:color w:val="0F2B3C"/>
+                <w:sz w:val="18"/>
+                <w:szCs w:val="18"/>
+              </w:rPr>
+              <w:t xml:space="preserve">☐ 3. Calculations Double-Checked</w:t>
+            </w:r>
+          </w:p>
+        </w:tc>
+      </w:tr>
+    </w:tbl>
     <w:p>
       <w:pPr>
         <w:spacing w:after="60" w:before="120"/>
